--- a/report_template/template_main/gBRCA_CustomEdition_WXFY_v2.0.0.docx
+++ b/report_template/template_main/gBRCA_CustomEdition_WXFY_v2.0.0.docx
@@ -173,13 +173,23 @@
               <w:t>{{</w:t>
             </w:r>
             <w:proofErr w:type="spellStart"/>
+            <w:proofErr w:type="gramStart"/>
             <w:r>
               <w:rPr>
                 <w:rFonts w:ascii="Times New Roman" w:eastAsiaTheme="minorEastAsia" w:hAnsi="Times New Roman" w:cs="Times New Roman"/>
                 <w:bCs/>
                 <w:szCs w:val="21"/>
               </w:rPr>
-              <w:t>sample.patient_name</w:t>
+              <w:t>sample.patient</w:t>
+            </w:r>
+            <w:proofErr w:type="gramEnd"/>
+            <w:r>
+              <w:rPr>
+                <w:rFonts w:ascii="Times New Roman" w:eastAsiaTheme="minorEastAsia" w:hAnsi="Times New Roman" w:cs="Times New Roman"/>
+                <w:bCs/>
+                <w:szCs w:val="21"/>
+              </w:rPr>
+              <w:t>_name</w:t>
             </w:r>
             <w:proofErr w:type="spellEnd"/>
             <w:r>
@@ -230,6 +240,7 @@
               <w:t>{{</w:t>
             </w:r>
             <w:proofErr w:type="spellStart"/>
+            <w:proofErr w:type="gramStart"/>
             <w:r>
               <w:rPr>
                 <w:rFonts w:ascii="Times New Roman" w:eastAsiaTheme="minorEastAsia" w:hAnsi="Times New Roman" w:cs="Times New Roman"/>
@@ -239,6 +250,7 @@
               <w:t>sample.gender</w:t>
             </w:r>
             <w:proofErr w:type="spellEnd"/>
+            <w:proofErr w:type="gramEnd"/>
             <w:r>
               <w:rPr>
                 <w:rFonts w:ascii="Times New Roman" w:eastAsiaTheme="minorEastAsia" w:hAnsi="Times New Roman" w:cs="Times New Roman"/>
@@ -362,13 +374,23 @@
               <w:t>{{</w:t>
             </w:r>
             <w:proofErr w:type="spellStart"/>
+            <w:proofErr w:type="gramStart"/>
             <w:r>
               <w:rPr>
                 <w:rFonts w:ascii="Times New Roman" w:eastAsiaTheme="minorEastAsia" w:hAnsi="Times New Roman" w:cs="Times New Roman"/>
                 <w:bCs/>
                 <w:szCs w:val="21"/>
               </w:rPr>
-              <w:t>sample.outpatient_hospitalization_no</w:t>
+              <w:t>sample.outpatient</w:t>
+            </w:r>
+            <w:proofErr w:type="gramEnd"/>
+            <w:r>
+              <w:rPr>
+                <w:rFonts w:ascii="Times New Roman" w:eastAsiaTheme="minorEastAsia" w:hAnsi="Times New Roman" w:cs="Times New Roman"/>
+                <w:bCs/>
+                <w:szCs w:val="21"/>
+              </w:rPr>
+              <w:t>_hospitalization_no</w:t>
             </w:r>
             <w:proofErr w:type="spellEnd"/>
             <w:r>
@@ -485,13 +507,23 @@
               <w:t>{{</w:t>
             </w:r>
             <w:proofErr w:type="spellStart"/>
+            <w:proofErr w:type="gramStart"/>
             <w:r>
               <w:rPr>
                 <w:rFonts w:ascii="Times New Roman" w:eastAsiaTheme="minorEastAsia" w:hAnsi="Times New Roman" w:cs="Times New Roman"/>
                 <w:bCs/>
                 <w:szCs w:val="21"/>
               </w:rPr>
-              <w:t>sample.hosp_depart</w:t>
+              <w:t>sample.hosp</w:t>
+            </w:r>
+            <w:proofErr w:type="gramEnd"/>
+            <w:r>
+              <w:rPr>
+                <w:rFonts w:ascii="Times New Roman" w:eastAsiaTheme="minorEastAsia" w:hAnsi="Times New Roman" w:cs="Times New Roman"/>
+                <w:bCs/>
+                <w:szCs w:val="21"/>
+              </w:rPr>
+              <w:t>_depart</w:t>
             </w:r>
             <w:proofErr w:type="spellEnd"/>
             <w:r>
@@ -543,13 +575,23 @@
               <w:t>{{</w:t>
             </w:r>
             <w:proofErr w:type="spellStart"/>
+            <w:proofErr w:type="gramStart"/>
             <w:r>
               <w:rPr>
                 <w:rFonts w:ascii="Times New Roman" w:eastAsiaTheme="minorEastAsia" w:hAnsi="Times New Roman" w:cs="Times New Roman"/>
                 <w:bCs/>
                 <w:szCs w:val="21"/>
               </w:rPr>
-              <w:t>sample.submission_doctor</w:t>
+              <w:t>sample.submission</w:t>
+            </w:r>
+            <w:proofErr w:type="gramEnd"/>
+            <w:r>
+              <w:rPr>
+                <w:rFonts w:ascii="Times New Roman" w:eastAsiaTheme="minorEastAsia" w:hAnsi="Times New Roman" w:cs="Times New Roman"/>
+                <w:bCs/>
+                <w:szCs w:val="21"/>
+              </w:rPr>
+              <w:t>_doctor</w:t>
             </w:r>
             <w:proofErr w:type="spellEnd"/>
             <w:r>
@@ -856,13 +898,23 @@
               <w:t xml:space="preserve">{%if </w:t>
             </w:r>
             <w:proofErr w:type="spellStart"/>
+            <w:proofErr w:type="gramStart"/>
             <w:r>
               <w:rPr>
                 <w:rFonts w:ascii="Times New Roman" w:eastAsiaTheme="minorEastAsia" w:hAnsi="Times New Roman" w:cs="Times New Roman"/>
                 <w:bCs/>
                 <w:szCs w:val="21"/>
               </w:rPr>
-              <w:t>sample.receive_data</w:t>
+              <w:t>sample.receive</w:t>
+            </w:r>
+            <w:proofErr w:type="gramEnd"/>
+            <w:r>
+              <w:rPr>
+                <w:rFonts w:ascii="Times New Roman" w:eastAsiaTheme="minorEastAsia" w:hAnsi="Times New Roman" w:cs="Times New Roman"/>
+                <w:bCs/>
+                <w:szCs w:val="21"/>
+              </w:rPr>
+              <w:t>_data</w:t>
             </w:r>
             <w:proofErr w:type="spellEnd"/>
             <w:r>
@@ -1197,7 +1249,25 @@
           <w:szCs w:val="21"/>
           <w:shd w:val="clear" w:color="auto" w:fill="FFFFFF"/>
         </w:rPr>
-        <w:t>区（非翻译区）和内含子区热点变异</w:t>
+        <w:t>区（非翻译区）和内含子</w:t>
+      </w:r>
+      <w:proofErr w:type="gramStart"/>
+      <w:r>
+        <w:rPr>
+          <w:rFonts w:ascii="Times New Roman" w:eastAsiaTheme="minorEastAsia" w:hAnsi="Times New Roman" w:cs="Times New Roman"/>
+          <w:szCs w:val="21"/>
+          <w:shd w:val="clear" w:color="auto" w:fill="FFFFFF"/>
+        </w:rPr>
+        <w:t>区热点</w:t>
+      </w:r>
+      <w:proofErr w:type="gramEnd"/>
+      <w:r>
+        <w:rPr>
+          <w:rFonts w:ascii="Times New Roman" w:eastAsiaTheme="minorEastAsia" w:hAnsi="Times New Roman" w:cs="Times New Roman"/>
+          <w:szCs w:val="21"/>
+          <w:shd w:val="clear" w:color="auto" w:fill="FFFFFF"/>
+        </w:rPr>
+        <w:t>变异</w:t>
       </w:r>
     </w:p>
     <w:p>
@@ -1355,8 +1425,19 @@
           <w:szCs w:val="21"/>
           <w:shd w:val="clear" w:color="auto" w:fill="FFFFFF"/>
         </w:rPr>
-        <w:t>检测结果总览</w:t>
+        <w:t>检测结果总</w:t>
       </w:r>
+      <w:proofErr w:type="gramStart"/>
+      <w:r>
+        <w:rPr>
+          <w:rFonts w:ascii="Times New Roman" w:eastAsiaTheme="minorEastAsia" w:hAnsi="Times New Roman" w:cs="Times New Roman"/>
+          <w:b/>
+          <w:szCs w:val="21"/>
+          <w:shd w:val="clear" w:color="auto" w:fill="FFFFFF"/>
+        </w:rPr>
+        <w:t>览</w:t>
+      </w:r>
+      <w:proofErr w:type="gramEnd"/>
     </w:p>
     <w:p>
       <w:pPr>
@@ -1652,7 +1733,27 @@
                 <w:szCs w:val="16"/>
                 <w:shd w:val="clear" w:color="auto" w:fill="FFFFFF"/>
               </w:rPr>
-              <w:t>{%tr if var_brca.snv_s.B1_L5+ var_brca.gcnv_v2.B1_gcnv_L5+var_brca.snv_s.B1_L4 + var_brca.gcnv_v2.B1_gcnv_L4+var_brca.snv_s.B1_L3 + var_brca.gcnv_v2.B1_gcnv_L3%}</w:t>
+              <w:t>{%tr if var_brca.snv_</w:t>
+            </w:r>
+            <w:proofErr w:type="gramStart"/>
+            <w:r>
+              <w:rPr>
+                <w:rFonts w:ascii="Times New Roman" w:eastAsiaTheme="minorEastAsia" w:hAnsi="Times New Roman" w:cs="Times New Roman"/>
+                <w:sz w:val="16"/>
+                <w:szCs w:val="16"/>
+                <w:shd w:val="clear" w:color="auto" w:fill="FFFFFF"/>
+              </w:rPr>
+              <w:t>s.B</w:t>
+            </w:r>
+            <w:proofErr w:type="gramEnd"/>
+            <w:r>
+              <w:rPr>
+                <w:rFonts w:ascii="Times New Roman" w:eastAsiaTheme="minorEastAsia" w:hAnsi="Times New Roman" w:cs="Times New Roman"/>
+                <w:sz w:val="16"/>
+                <w:szCs w:val="16"/>
+                <w:shd w:val="clear" w:color="auto" w:fill="FFFFFF"/>
+              </w:rPr>
+              <w:t>1_L5+ var_brca.gcnv_v2.B1_gcnv_L5+var_brca.snv_s.B1_L4 + var_brca.gcnv_v2.B1_gcnv_L4+var_brca.snv_s.B1_L3 + var_brca.gcnv_v2.B1_gcnv_L3%}</w:t>
             </w:r>
           </w:p>
         </w:tc>
@@ -1687,7 +1788,27 @@
                 <w:szCs w:val="16"/>
                 <w:shd w:val="clear" w:color="auto" w:fill="FFFFFF"/>
               </w:rPr>
-              <w:t>{%tr for a in var_brca.snv_s.B1_L5+ var_brca.gcnv_v2.B1_gcnv_L5+var_brca.snv_s.B1_L4 + var_brca.gcnv_v2.B1_gcnv_L4+var_brca.snv_s.B1_L3 + var_brca.gcnv_v2.B1_gcnv_L3%}</w:t>
+              <w:t>{%tr for a in var_brca.snv_</w:t>
+            </w:r>
+            <w:proofErr w:type="gramStart"/>
+            <w:r>
+              <w:rPr>
+                <w:rFonts w:ascii="Times New Roman" w:eastAsiaTheme="minorEastAsia" w:hAnsi="Times New Roman" w:cs="Times New Roman"/>
+                <w:sz w:val="16"/>
+                <w:szCs w:val="16"/>
+                <w:shd w:val="clear" w:color="auto" w:fill="FFFFFF"/>
+              </w:rPr>
+              <w:t>s.B</w:t>
+            </w:r>
+            <w:proofErr w:type="gramEnd"/>
+            <w:r>
+              <w:rPr>
+                <w:rFonts w:ascii="Times New Roman" w:eastAsiaTheme="minorEastAsia" w:hAnsi="Times New Roman" w:cs="Times New Roman"/>
+                <w:sz w:val="16"/>
+                <w:szCs w:val="16"/>
+                <w:shd w:val="clear" w:color="auto" w:fill="FFFFFF"/>
+              </w:rPr>
+              <w:t>1_L5+ var_brca.gcnv_v2.B1_gcnv_L5+var_brca.snv_s.B1_L4 + var_brca.gcnv_v2.B1_gcnv_L4+var_brca.snv_s.B1_L3 + var_brca.gcnv_v2.B1_gcnv_L3%}</w:t>
             </w:r>
           </w:p>
         </w:tc>
@@ -1727,6 +1848,7 @@
               <w:t>{{</w:t>
             </w:r>
             <w:proofErr w:type="spellStart"/>
+            <w:proofErr w:type="gramStart"/>
             <w:r>
               <w:rPr>
                 <w:rFonts w:ascii="Times New Roman" w:eastAsiaTheme="minorEastAsia" w:hAnsi="Times New Roman" w:cs="Times New Roman"/>
@@ -1735,7 +1857,18 @@
                 <w:sz w:val="16"/>
                 <w:szCs w:val="16"/>
               </w:rPr>
-              <w:t>a.gene_symbol</w:t>
+              <w:t>a.gene</w:t>
+            </w:r>
+            <w:proofErr w:type="gramEnd"/>
+            <w:r>
+              <w:rPr>
+                <w:rFonts w:ascii="Times New Roman" w:eastAsiaTheme="minorEastAsia" w:hAnsi="Times New Roman" w:cs="Times New Roman"/>
+                <w:i/>
+                <w:iCs/>
+                <w:sz w:val="16"/>
+                <w:szCs w:val="16"/>
+              </w:rPr>
+              <w:t>_symbol</w:t>
             </w:r>
             <w:proofErr w:type="spellEnd"/>
             <w:r>
@@ -1776,6 +1909,7 @@
               <w:t xml:space="preserve">{%p if </w:t>
             </w:r>
             <w:proofErr w:type="spellStart"/>
+            <w:proofErr w:type="gramStart"/>
             <w:r>
               <w:rPr>
                 <w:rFonts w:ascii="Times New Roman" w:eastAsiaTheme="minorEastAsia" w:hAnsi="Times New Roman" w:cs="Times New Roman"/>
@@ -1785,6 +1919,7 @@
               <w:t>a.type</w:t>
             </w:r>
             <w:proofErr w:type="spellEnd"/>
+            <w:proofErr w:type="gramEnd"/>
             <w:r>
               <w:rPr>
                 <w:rFonts w:ascii="Times New Roman" w:eastAsiaTheme="minorEastAsia" w:hAnsi="Times New Roman" w:cs="Times New Roman"/>
@@ -1872,6 +2007,7 @@
               <w:t xml:space="preserve"> </w:t>
             </w:r>
             <w:proofErr w:type="spellStart"/>
+            <w:proofErr w:type="gramStart"/>
             <w:r>
               <w:rPr>
                 <w:rFonts w:ascii="Times New Roman" w:eastAsiaTheme="minorEastAsia" w:hAnsi="Times New Roman" w:cs="Times New Roman"/>
@@ -1881,6 +2017,7 @@
               <w:t>a.type</w:t>
             </w:r>
             <w:proofErr w:type="spellEnd"/>
+            <w:proofErr w:type="gramEnd"/>
             <w:r>
               <w:rPr>
                 <w:rFonts w:ascii="Times New Roman" w:eastAsiaTheme="minorEastAsia" w:hAnsi="Times New Roman" w:cs="Times New Roman"/>
@@ -1971,13 +2108,23 @@
               <w:t>{{</w:t>
             </w:r>
             <w:proofErr w:type="spellStart"/>
-            <w:r>
-              <w:rPr>
-                <w:rFonts w:ascii="Times New Roman" w:eastAsiaTheme="minorEastAsia" w:hAnsi="Times New Roman" w:cs="Times New Roman"/>
-                <w:sz w:val="16"/>
-                <w:szCs w:val="16"/>
-              </w:rPr>
-              <w:t>a.hgvs_c</w:t>
+            <w:proofErr w:type="gramStart"/>
+            <w:r>
+              <w:rPr>
+                <w:rFonts w:ascii="Times New Roman" w:eastAsiaTheme="minorEastAsia" w:hAnsi="Times New Roman" w:cs="Times New Roman"/>
+                <w:sz w:val="16"/>
+                <w:szCs w:val="16"/>
+              </w:rPr>
+              <w:t>a.hgvs</w:t>
+            </w:r>
+            <w:proofErr w:type="gramEnd"/>
+            <w:r>
+              <w:rPr>
+                <w:rFonts w:ascii="Times New Roman" w:eastAsiaTheme="minorEastAsia" w:hAnsi="Times New Roman" w:cs="Times New Roman"/>
+                <w:sz w:val="16"/>
+                <w:szCs w:val="16"/>
+              </w:rPr>
+              <w:t>_c</w:t>
             </w:r>
             <w:proofErr w:type="spellEnd"/>
             <w:r>
@@ -2010,13 +2157,23 @@
               <w:t xml:space="preserve">{%p if </w:t>
             </w:r>
             <w:proofErr w:type="spellStart"/>
-            <w:r>
-              <w:rPr>
-                <w:rFonts w:ascii="Times New Roman" w:eastAsiaTheme="minorEastAsia" w:hAnsi="Times New Roman" w:cs="Times New Roman"/>
-                <w:sz w:val="16"/>
-                <w:szCs w:val="16"/>
-              </w:rPr>
-              <w:t>a.hgvs_p</w:t>
+            <w:proofErr w:type="gramStart"/>
+            <w:r>
+              <w:rPr>
+                <w:rFonts w:ascii="Times New Roman" w:eastAsiaTheme="minorEastAsia" w:hAnsi="Times New Roman" w:cs="Times New Roman"/>
+                <w:sz w:val="16"/>
+                <w:szCs w:val="16"/>
+              </w:rPr>
+              <w:t>a.hgvs</w:t>
+            </w:r>
+            <w:proofErr w:type="gramEnd"/>
+            <w:r>
+              <w:rPr>
+                <w:rFonts w:ascii="Times New Roman" w:eastAsiaTheme="minorEastAsia" w:hAnsi="Times New Roman" w:cs="Times New Roman"/>
+                <w:sz w:val="16"/>
+                <w:szCs w:val="16"/>
+              </w:rPr>
+              <w:t>_p</w:t>
             </w:r>
             <w:proofErr w:type="spellEnd"/>
             <w:r>
@@ -2125,13 +2282,23 @@
               <w:t>{{</w:t>
             </w:r>
             <w:proofErr w:type="spellStart"/>
-            <w:r>
-              <w:rPr>
-                <w:rFonts w:ascii="Times New Roman" w:eastAsiaTheme="minorEastAsia" w:hAnsi="Times New Roman" w:cs="Times New Roman"/>
-                <w:sz w:val="16"/>
-                <w:szCs w:val="16"/>
-              </w:rPr>
-              <w:t>a.gene_region</w:t>
+            <w:proofErr w:type="gramStart"/>
+            <w:r>
+              <w:rPr>
+                <w:rFonts w:ascii="Times New Roman" w:eastAsiaTheme="minorEastAsia" w:hAnsi="Times New Roman" w:cs="Times New Roman"/>
+                <w:sz w:val="16"/>
+                <w:szCs w:val="16"/>
+              </w:rPr>
+              <w:t>a.gene</w:t>
+            </w:r>
+            <w:proofErr w:type="gramEnd"/>
+            <w:r>
+              <w:rPr>
+                <w:rFonts w:ascii="Times New Roman" w:eastAsiaTheme="minorEastAsia" w:hAnsi="Times New Roman" w:cs="Times New Roman"/>
+                <w:sz w:val="16"/>
+                <w:szCs w:val="16"/>
+              </w:rPr>
+              <w:t>_region</w:t>
             </w:r>
             <w:proofErr w:type="spellEnd"/>
             <w:r>
@@ -2218,6 +2385,7 @@
               <w:t xml:space="preserve">{%p if </w:t>
             </w:r>
             <w:proofErr w:type="spellStart"/>
+            <w:proofErr w:type="gramStart"/>
             <w:r>
               <w:rPr>
                 <w:rFonts w:ascii="Times New Roman" w:eastAsiaTheme="minorEastAsia" w:hAnsi="Times New Roman" w:cs="Times New Roman"/>
@@ -2227,6 +2395,7 @@
               <w:t>a.type</w:t>
             </w:r>
             <w:proofErr w:type="spellEnd"/>
+            <w:proofErr w:type="gramEnd"/>
             <w:r>
               <w:rPr>
                 <w:rFonts w:ascii="Times New Roman" w:eastAsiaTheme="minorEastAsia" w:hAnsi="Times New Roman" w:cs="Times New Roman"/>
@@ -2275,6 +2444,7 @@
               <w:t xml:space="preserve"> == “</w:t>
             </w:r>
             <w:proofErr w:type="spellStart"/>
+            <w:proofErr w:type="gramStart"/>
             <w:r>
               <w:rPr>
                 <w:rFonts w:ascii="Times New Roman" w:eastAsiaTheme="minorEastAsia" w:hAnsi="Times New Roman" w:cs="Times New Roman"/>
@@ -2290,7 +2460,16 @@
                 <w:sz w:val="16"/>
                 <w:szCs w:val="16"/>
               </w:rPr>
-              <w:t>”%}</w:t>
+              <w:t>”%</w:t>
+            </w:r>
+            <w:proofErr w:type="gramEnd"/>
+            <w:r>
+              <w:rPr>
+                <w:rFonts w:ascii="Times New Roman" w:eastAsiaTheme="minorEastAsia" w:hAnsi="Times New Roman" w:cs="Times New Roman"/>
+                <w:sz w:val="16"/>
+                <w:szCs w:val="16"/>
+              </w:rPr>
+              <w:t>}</w:t>
             </w:r>
           </w:p>
           <w:p>
@@ -2371,6 +2550,7 @@
               <w:t xml:space="preserve"> == “</w:t>
             </w:r>
             <w:proofErr w:type="spellStart"/>
+            <w:proofErr w:type="gramStart"/>
             <w:r>
               <w:rPr>
                 <w:rFonts w:ascii="Times New Roman" w:eastAsiaTheme="minorEastAsia" w:hAnsi="Times New Roman" w:cs="Times New Roman"/>
@@ -2386,7 +2566,16 @@
                 <w:sz w:val="16"/>
                 <w:szCs w:val="16"/>
               </w:rPr>
-              <w:t>”%}</w:t>
+              <w:t>”%</w:t>
+            </w:r>
+            <w:proofErr w:type="gramEnd"/>
+            <w:r>
+              <w:rPr>
+                <w:rFonts w:ascii="Times New Roman" w:eastAsiaTheme="minorEastAsia" w:hAnsi="Times New Roman" w:cs="Times New Roman"/>
+                <w:sz w:val="16"/>
+                <w:szCs w:val="16"/>
+              </w:rPr>
+              <w:t>}</w:t>
             </w:r>
           </w:p>
           <w:p>
@@ -2512,6 +2701,7 @@
               <w:t xml:space="preserve"> </w:t>
             </w:r>
             <w:proofErr w:type="spellStart"/>
+            <w:proofErr w:type="gramStart"/>
             <w:r>
               <w:rPr>
                 <w:rFonts w:ascii="Times New Roman" w:eastAsiaTheme="minorEastAsia" w:hAnsi="Times New Roman" w:cs="Times New Roman"/>
@@ -2521,6 +2711,7 @@
               <w:t>a.type</w:t>
             </w:r>
             <w:proofErr w:type="spellEnd"/>
+            <w:proofErr w:type="gramEnd"/>
             <w:r>
               <w:rPr>
                 <w:rFonts w:ascii="Times New Roman" w:eastAsiaTheme="minorEastAsia" w:hAnsi="Times New Roman" w:cs="Times New Roman"/>
@@ -2693,13 +2884,23 @@
               <w:t xml:space="preserve">{%p if </w:t>
             </w:r>
             <w:proofErr w:type="spellStart"/>
-            <w:r>
-              <w:rPr>
-                <w:rFonts w:ascii="Times New Roman" w:eastAsiaTheme="minorEastAsia" w:hAnsi="Times New Roman" w:cs="Times New Roman"/>
-                <w:sz w:val="16"/>
-                <w:szCs w:val="16"/>
-              </w:rPr>
-              <w:t>a.clinic_num_g</w:t>
+            <w:proofErr w:type="gramStart"/>
+            <w:r>
+              <w:rPr>
+                <w:rFonts w:ascii="Times New Roman" w:eastAsiaTheme="minorEastAsia" w:hAnsi="Times New Roman" w:cs="Times New Roman"/>
+                <w:sz w:val="16"/>
+                <w:szCs w:val="16"/>
+              </w:rPr>
+              <w:t>a.clinic</w:t>
+            </w:r>
+            <w:proofErr w:type="gramEnd"/>
+            <w:r>
+              <w:rPr>
+                <w:rFonts w:ascii="Times New Roman" w:eastAsiaTheme="minorEastAsia" w:hAnsi="Times New Roman" w:cs="Times New Roman"/>
+                <w:sz w:val="16"/>
+                <w:szCs w:val="16"/>
+              </w:rPr>
+              <w:t>_num_g</w:t>
             </w:r>
             <w:proofErr w:type="spellEnd"/>
             <w:r>
@@ -2771,13 +2972,23 @@
               <w:t xml:space="preserve"> </w:t>
             </w:r>
             <w:proofErr w:type="spellStart"/>
-            <w:r>
-              <w:rPr>
-                <w:rFonts w:ascii="Times New Roman" w:eastAsiaTheme="minorEastAsia" w:hAnsi="Times New Roman" w:cs="Times New Roman"/>
-                <w:sz w:val="16"/>
-                <w:szCs w:val="16"/>
-              </w:rPr>
-              <w:t>a.clinic_num_g</w:t>
+            <w:proofErr w:type="gramStart"/>
+            <w:r>
+              <w:rPr>
+                <w:rFonts w:ascii="Times New Roman" w:eastAsiaTheme="minorEastAsia" w:hAnsi="Times New Roman" w:cs="Times New Roman"/>
+                <w:sz w:val="16"/>
+                <w:szCs w:val="16"/>
+              </w:rPr>
+              <w:t>a.clinic</w:t>
+            </w:r>
+            <w:proofErr w:type="gramEnd"/>
+            <w:r>
+              <w:rPr>
+                <w:rFonts w:ascii="Times New Roman" w:eastAsiaTheme="minorEastAsia" w:hAnsi="Times New Roman" w:cs="Times New Roman"/>
+                <w:sz w:val="16"/>
+                <w:szCs w:val="16"/>
+              </w:rPr>
+              <w:t>_num_g</w:t>
             </w:r>
             <w:proofErr w:type="spellEnd"/>
             <w:r>
@@ -2916,13 +3127,23 @@
               <w:t>{%p if (</w:t>
             </w:r>
             <w:proofErr w:type="spellStart"/>
-            <w:r>
-              <w:rPr>
-                <w:rFonts w:ascii="Times New Roman" w:eastAsiaTheme="minorEastAsia" w:hAnsi="Times New Roman" w:cs="Times New Roman"/>
-                <w:sz w:val="16"/>
-                <w:szCs w:val="16"/>
-              </w:rPr>
-              <w:t>a.clinic_num_g</w:t>
+            <w:proofErr w:type="gramStart"/>
+            <w:r>
+              <w:rPr>
+                <w:rFonts w:ascii="Times New Roman" w:eastAsiaTheme="minorEastAsia" w:hAnsi="Times New Roman" w:cs="Times New Roman"/>
+                <w:sz w:val="16"/>
+                <w:szCs w:val="16"/>
+              </w:rPr>
+              <w:t>a.clinic</w:t>
+            </w:r>
+            <w:proofErr w:type="gramEnd"/>
+            <w:r>
+              <w:rPr>
+                <w:rFonts w:ascii="Times New Roman" w:eastAsiaTheme="minorEastAsia" w:hAnsi="Times New Roman" w:cs="Times New Roman"/>
+                <w:sz w:val="16"/>
+                <w:szCs w:val="16"/>
+              </w:rPr>
+              <w:t>_num_g</w:t>
             </w:r>
             <w:proofErr w:type="spellEnd"/>
             <w:r>
@@ -2997,9 +3218,19 @@
                 <w:sz w:val="16"/>
                 <w:szCs w:val="16"/>
               </w:rPr>
-              <w:t>a.evi_sum.evi_split.Predictive</w:t>
+              <w:t>a.evi_sum.evi_</w:t>
+            </w:r>
+            <w:proofErr w:type="gramStart"/>
+            <w:r>
+              <w:rPr>
+                <w:rFonts w:ascii="Times New Roman" w:eastAsiaTheme="minorEastAsia" w:hAnsi="Times New Roman" w:cs="Times New Roman"/>
+                <w:sz w:val="16"/>
+                <w:szCs w:val="16"/>
+              </w:rPr>
+              <w:t>split.Predictive</w:t>
             </w:r>
             <w:proofErr w:type="spellEnd"/>
+            <w:proofErr w:type="gramEnd"/>
             <w:r>
               <w:rPr>
                 <w:rFonts w:ascii="Times New Roman" w:eastAsiaTheme="minorEastAsia" w:hAnsi="Times New Roman" w:cs="Times New Roman"/>
@@ -3455,7 +3686,29 @@
                 <w:sz w:val="18"/>
                 <w:szCs w:val="16"/>
               </w:rPr>
-              <w:t>{%tr if var_brca.snv_s.B2_L5+ var_brca.gcnv_v2.B2_gcnv_L5+var_brca.snv_s.B2_L4 + var_brca.gcnv_v2.B2_gcnv_L4+var_brca.snv_s.B2_L3 + var_brca.gcnv_v2.B2_gcnv_L3%}</w:t>
+              <w:t>{%tr if var_brca.snv_</w:t>
+            </w:r>
+            <w:proofErr w:type="gramStart"/>
+            <w:r>
+              <w:rPr>
+                <w:rFonts w:ascii="Times New Roman" w:eastAsiaTheme="minorEastAsia" w:hAnsi="Times New Roman" w:cs="Times New Roman"/>
+                <w:bCs/>
+                <w:color w:val="000000" w:themeColor="text1"/>
+                <w:sz w:val="18"/>
+                <w:szCs w:val="16"/>
+              </w:rPr>
+              <w:t>s.B</w:t>
+            </w:r>
+            <w:proofErr w:type="gramEnd"/>
+            <w:r>
+              <w:rPr>
+                <w:rFonts w:ascii="Times New Roman" w:eastAsiaTheme="minorEastAsia" w:hAnsi="Times New Roman" w:cs="Times New Roman"/>
+                <w:bCs/>
+                <w:color w:val="000000" w:themeColor="text1"/>
+                <w:sz w:val="18"/>
+                <w:szCs w:val="16"/>
+              </w:rPr>
+              <w:t>2_L5+ var_brca.gcnv_v2.B2_gcnv_L5+var_brca.snv_s.B2_L4 + var_brca.gcnv_v2.B2_gcnv_L4+var_brca.snv_s.B2_L3 + var_brca.gcnv_v2.B2_gcnv_L3%}</w:t>
             </w:r>
           </w:p>
         </w:tc>
@@ -3492,7 +3745,29 @@
                 <w:sz w:val="18"/>
                 <w:szCs w:val="16"/>
               </w:rPr>
-              <w:t>{%tr for a in var_brca.snv_s.B2_L5+ var_brca.gcnv_v2.B2_gcnv_L5+var_brca.snv_s.B2_L4 + var_brca.gcnv_v2.B2_gcnv_L4+var_brca.snv_s.B2_L3 + var_brca.gcnv_v2.B2_gcnv_L3%}</w:t>
+              <w:t>{%tr for a in var_brca.snv_</w:t>
+            </w:r>
+            <w:proofErr w:type="gramStart"/>
+            <w:r>
+              <w:rPr>
+                <w:rFonts w:ascii="Times New Roman" w:eastAsiaTheme="minorEastAsia" w:hAnsi="Times New Roman" w:cs="Times New Roman"/>
+                <w:bCs/>
+                <w:color w:val="000000" w:themeColor="text1"/>
+                <w:sz w:val="18"/>
+                <w:szCs w:val="16"/>
+              </w:rPr>
+              <w:t>s.B</w:t>
+            </w:r>
+            <w:proofErr w:type="gramEnd"/>
+            <w:r>
+              <w:rPr>
+                <w:rFonts w:ascii="Times New Roman" w:eastAsiaTheme="minorEastAsia" w:hAnsi="Times New Roman" w:cs="Times New Roman"/>
+                <w:bCs/>
+                <w:color w:val="000000" w:themeColor="text1"/>
+                <w:sz w:val="18"/>
+                <w:szCs w:val="16"/>
+              </w:rPr>
+              <w:t>2_L5+ var_brca.gcnv_v2.B2_gcnv_L5+var_brca.snv_s.B2_L4 + var_brca.gcnv_v2.B2_gcnv_L4+var_brca.snv_s.B2_L3 + var_brca.gcnv_v2.B2_gcnv_L3%}</w:t>
             </w:r>
           </w:p>
         </w:tc>
@@ -3531,6 +3806,7 @@
               <w:t>{{</w:t>
             </w:r>
             <w:proofErr w:type="spellStart"/>
+            <w:proofErr w:type="gramStart"/>
             <w:r>
               <w:rPr>
                 <w:rFonts w:ascii="Times New Roman" w:eastAsiaTheme="minorEastAsia" w:hAnsi="Times New Roman" w:cs="Times New Roman"/>
@@ -3539,7 +3815,18 @@
                 <w:sz w:val="16"/>
                 <w:szCs w:val="16"/>
               </w:rPr>
-              <w:t>a.gene_symbol</w:t>
+              <w:t>a.gene</w:t>
+            </w:r>
+            <w:proofErr w:type="gramEnd"/>
+            <w:r>
+              <w:rPr>
+                <w:rFonts w:ascii="Times New Roman" w:eastAsiaTheme="minorEastAsia" w:hAnsi="Times New Roman" w:cs="Times New Roman"/>
+                <w:i/>
+                <w:iCs/>
+                <w:sz w:val="16"/>
+                <w:szCs w:val="16"/>
+              </w:rPr>
+              <w:t>_symbol</w:t>
             </w:r>
             <w:proofErr w:type="spellEnd"/>
             <w:r>
@@ -3580,6 +3867,7 @@
               <w:t xml:space="preserve">{%p if </w:t>
             </w:r>
             <w:proofErr w:type="spellStart"/>
+            <w:proofErr w:type="gramStart"/>
             <w:r>
               <w:rPr>
                 <w:rFonts w:ascii="Times New Roman" w:eastAsiaTheme="minorEastAsia" w:hAnsi="Times New Roman" w:cs="Times New Roman"/>
@@ -3589,6 +3877,7 @@
               <w:t>a.type</w:t>
             </w:r>
             <w:proofErr w:type="spellEnd"/>
+            <w:proofErr w:type="gramEnd"/>
             <w:r>
               <w:rPr>
                 <w:rFonts w:ascii="Times New Roman" w:eastAsiaTheme="minorEastAsia" w:hAnsi="Times New Roman" w:cs="Times New Roman"/>
@@ -3676,6 +3965,7 @@
               <w:t xml:space="preserve"> </w:t>
             </w:r>
             <w:proofErr w:type="spellStart"/>
+            <w:proofErr w:type="gramStart"/>
             <w:r>
               <w:rPr>
                 <w:rFonts w:ascii="Times New Roman" w:eastAsiaTheme="minorEastAsia" w:hAnsi="Times New Roman" w:cs="Times New Roman"/>
@@ -3685,6 +3975,7 @@
               <w:t>a.type</w:t>
             </w:r>
             <w:proofErr w:type="spellEnd"/>
+            <w:proofErr w:type="gramEnd"/>
             <w:r>
               <w:rPr>
                 <w:rFonts w:ascii="Times New Roman" w:eastAsiaTheme="minorEastAsia" w:hAnsi="Times New Roman" w:cs="Times New Roman"/>
@@ -3775,13 +4066,23 @@
               <w:t>{{</w:t>
             </w:r>
             <w:proofErr w:type="spellStart"/>
-            <w:r>
-              <w:rPr>
-                <w:rFonts w:ascii="Times New Roman" w:eastAsiaTheme="minorEastAsia" w:hAnsi="Times New Roman" w:cs="Times New Roman"/>
-                <w:sz w:val="16"/>
-                <w:szCs w:val="16"/>
-              </w:rPr>
-              <w:t>a.hgvs_c</w:t>
+            <w:proofErr w:type="gramStart"/>
+            <w:r>
+              <w:rPr>
+                <w:rFonts w:ascii="Times New Roman" w:eastAsiaTheme="minorEastAsia" w:hAnsi="Times New Roman" w:cs="Times New Roman"/>
+                <w:sz w:val="16"/>
+                <w:szCs w:val="16"/>
+              </w:rPr>
+              <w:t>a.hgvs</w:t>
+            </w:r>
+            <w:proofErr w:type="gramEnd"/>
+            <w:r>
+              <w:rPr>
+                <w:rFonts w:ascii="Times New Roman" w:eastAsiaTheme="minorEastAsia" w:hAnsi="Times New Roman" w:cs="Times New Roman"/>
+                <w:sz w:val="16"/>
+                <w:szCs w:val="16"/>
+              </w:rPr>
+              <w:t>_c</w:t>
             </w:r>
             <w:proofErr w:type="spellEnd"/>
             <w:r>
@@ -3814,13 +4115,23 @@
               <w:t xml:space="preserve">{%p if </w:t>
             </w:r>
             <w:proofErr w:type="spellStart"/>
-            <w:r>
-              <w:rPr>
-                <w:rFonts w:ascii="Times New Roman" w:eastAsiaTheme="minorEastAsia" w:hAnsi="Times New Roman" w:cs="Times New Roman"/>
-                <w:sz w:val="16"/>
-                <w:szCs w:val="16"/>
-              </w:rPr>
-              <w:t>a.hgvs_p</w:t>
+            <w:proofErr w:type="gramStart"/>
+            <w:r>
+              <w:rPr>
+                <w:rFonts w:ascii="Times New Roman" w:eastAsiaTheme="minorEastAsia" w:hAnsi="Times New Roman" w:cs="Times New Roman"/>
+                <w:sz w:val="16"/>
+                <w:szCs w:val="16"/>
+              </w:rPr>
+              <w:t>a.hgvs</w:t>
+            </w:r>
+            <w:proofErr w:type="gramEnd"/>
+            <w:r>
+              <w:rPr>
+                <w:rFonts w:ascii="Times New Roman" w:eastAsiaTheme="minorEastAsia" w:hAnsi="Times New Roman" w:cs="Times New Roman"/>
+                <w:sz w:val="16"/>
+                <w:szCs w:val="16"/>
+              </w:rPr>
+              <w:t>_p</w:t>
             </w:r>
             <w:proofErr w:type="spellEnd"/>
             <w:r>
@@ -3929,13 +4240,23 @@
               <w:t>{{</w:t>
             </w:r>
             <w:proofErr w:type="spellStart"/>
-            <w:r>
-              <w:rPr>
-                <w:rFonts w:ascii="Times New Roman" w:eastAsiaTheme="minorEastAsia" w:hAnsi="Times New Roman" w:cs="Times New Roman"/>
-                <w:sz w:val="16"/>
-                <w:szCs w:val="16"/>
-              </w:rPr>
-              <w:t>a.gene_region</w:t>
+            <w:proofErr w:type="gramStart"/>
+            <w:r>
+              <w:rPr>
+                <w:rFonts w:ascii="Times New Roman" w:eastAsiaTheme="minorEastAsia" w:hAnsi="Times New Roman" w:cs="Times New Roman"/>
+                <w:sz w:val="16"/>
+                <w:szCs w:val="16"/>
+              </w:rPr>
+              <w:t>a.gene</w:t>
+            </w:r>
+            <w:proofErr w:type="gramEnd"/>
+            <w:r>
+              <w:rPr>
+                <w:rFonts w:ascii="Times New Roman" w:eastAsiaTheme="minorEastAsia" w:hAnsi="Times New Roman" w:cs="Times New Roman"/>
+                <w:sz w:val="16"/>
+                <w:szCs w:val="16"/>
+              </w:rPr>
+              <w:t>_region</w:t>
             </w:r>
             <w:proofErr w:type="spellEnd"/>
             <w:r>
@@ -4022,6 +4343,7 @@
               <w:t xml:space="preserve">{%p if </w:t>
             </w:r>
             <w:proofErr w:type="spellStart"/>
+            <w:proofErr w:type="gramStart"/>
             <w:r>
               <w:rPr>
                 <w:rFonts w:ascii="Times New Roman" w:eastAsiaTheme="minorEastAsia" w:hAnsi="Times New Roman" w:cs="Times New Roman"/>
@@ -4031,6 +4353,7 @@
               <w:t>a.type</w:t>
             </w:r>
             <w:proofErr w:type="spellEnd"/>
+            <w:proofErr w:type="gramEnd"/>
             <w:r>
               <w:rPr>
                 <w:rFonts w:ascii="Times New Roman" w:eastAsiaTheme="minorEastAsia" w:hAnsi="Times New Roman" w:cs="Times New Roman"/>
@@ -4079,6 +4402,7 @@
               <w:t xml:space="preserve"> == “</w:t>
             </w:r>
             <w:proofErr w:type="spellStart"/>
+            <w:proofErr w:type="gramStart"/>
             <w:r>
               <w:rPr>
                 <w:rFonts w:ascii="Times New Roman" w:eastAsiaTheme="minorEastAsia" w:hAnsi="Times New Roman" w:cs="Times New Roman"/>
@@ -4094,7 +4418,16 @@
                 <w:sz w:val="16"/>
                 <w:szCs w:val="16"/>
               </w:rPr>
-              <w:t>”%}</w:t>
+              <w:t>”%</w:t>
+            </w:r>
+            <w:proofErr w:type="gramEnd"/>
+            <w:r>
+              <w:rPr>
+                <w:rFonts w:ascii="Times New Roman" w:eastAsiaTheme="minorEastAsia" w:hAnsi="Times New Roman" w:cs="Times New Roman"/>
+                <w:sz w:val="16"/>
+                <w:szCs w:val="16"/>
+              </w:rPr>
+              <w:t>}</w:t>
             </w:r>
           </w:p>
           <w:p>
@@ -4175,6 +4508,7 @@
               <w:t xml:space="preserve"> == “</w:t>
             </w:r>
             <w:proofErr w:type="spellStart"/>
+            <w:proofErr w:type="gramStart"/>
             <w:r>
               <w:rPr>
                 <w:rFonts w:ascii="Times New Roman" w:eastAsiaTheme="minorEastAsia" w:hAnsi="Times New Roman" w:cs="Times New Roman"/>
@@ -4190,7 +4524,16 @@
                 <w:sz w:val="16"/>
                 <w:szCs w:val="16"/>
               </w:rPr>
-              <w:t>”%}</w:t>
+              <w:t>”%</w:t>
+            </w:r>
+            <w:proofErr w:type="gramEnd"/>
+            <w:r>
+              <w:rPr>
+                <w:rFonts w:ascii="Times New Roman" w:eastAsiaTheme="minorEastAsia" w:hAnsi="Times New Roman" w:cs="Times New Roman"/>
+                <w:sz w:val="16"/>
+                <w:szCs w:val="16"/>
+              </w:rPr>
+              <w:t>}</w:t>
             </w:r>
           </w:p>
           <w:p>
@@ -4316,6 +4659,7 @@
               <w:t xml:space="preserve"> </w:t>
             </w:r>
             <w:proofErr w:type="spellStart"/>
+            <w:proofErr w:type="gramStart"/>
             <w:r>
               <w:rPr>
                 <w:rFonts w:ascii="Times New Roman" w:eastAsiaTheme="minorEastAsia" w:hAnsi="Times New Roman" w:cs="Times New Roman"/>
@@ -4325,6 +4669,7 @@
               <w:t>a.type</w:t>
             </w:r>
             <w:proofErr w:type="spellEnd"/>
+            <w:proofErr w:type="gramEnd"/>
             <w:r>
               <w:rPr>
                 <w:rFonts w:ascii="Times New Roman" w:eastAsiaTheme="minorEastAsia" w:hAnsi="Times New Roman" w:cs="Times New Roman"/>
@@ -4495,13 +4840,23 @@
               <w:t xml:space="preserve">{%p if </w:t>
             </w:r>
             <w:proofErr w:type="spellStart"/>
-            <w:r>
-              <w:rPr>
-                <w:rFonts w:ascii="Times New Roman" w:eastAsiaTheme="minorEastAsia" w:hAnsi="Times New Roman" w:cs="Times New Roman"/>
-                <w:sz w:val="16"/>
-                <w:szCs w:val="16"/>
-              </w:rPr>
-              <w:t>a.clinic_num_g</w:t>
+            <w:proofErr w:type="gramStart"/>
+            <w:r>
+              <w:rPr>
+                <w:rFonts w:ascii="Times New Roman" w:eastAsiaTheme="minorEastAsia" w:hAnsi="Times New Roman" w:cs="Times New Roman"/>
+                <w:sz w:val="16"/>
+                <w:szCs w:val="16"/>
+              </w:rPr>
+              <w:t>a.clinic</w:t>
+            </w:r>
+            <w:proofErr w:type="gramEnd"/>
+            <w:r>
+              <w:rPr>
+                <w:rFonts w:ascii="Times New Roman" w:eastAsiaTheme="minorEastAsia" w:hAnsi="Times New Roman" w:cs="Times New Roman"/>
+                <w:sz w:val="16"/>
+                <w:szCs w:val="16"/>
+              </w:rPr>
+              <w:t>_num_g</w:t>
             </w:r>
             <w:proofErr w:type="spellEnd"/>
             <w:r>
@@ -4573,13 +4928,23 @@
               <w:t xml:space="preserve"> </w:t>
             </w:r>
             <w:proofErr w:type="spellStart"/>
-            <w:r>
-              <w:rPr>
-                <w:rFonts w:ascii="Times New Roman" w:eastAsiaTheme="minorEastAsia" w:hAnsi="Times New Roman" w:cs="Times New Roman"/>
-                <w:sz w:val="16"/>
-                <w:szCs w:val="16"/>
-              </w:rPr>
-              <w:t>a.clinic_num_g</w:t>
+            <w:proofErr w:type="gramStart"/>
+            <w:r>
+              <w:rPr>
+                <w:rFonts w:ascii="Times New Roman" w:eastAsiaTheme="minorEastAsia" w:hAnsi="Times New Roman" w:cs="Times New Roman"/>
+                <w:sz w:val="16"/>
+                <w:szCs w:val="16"/>
+              </w:rPr>
+              <w:t>a.clinic</w:t>
+            </w:r>
+            <w:proofErr w:type="gramEnd"/>
+            <w:r>
+              <w:rPr>
+                <w:rFonts w:ascii="Times New Roman" w:eastAsiaTheme="minorEastAsia" w:hAnsi="Times New Roman" w:cs="Times New Roman"/>
+                <w:sz w:val="16"/>
+                <w:szCs w:val="16"/>
+              </w:rPr>
+              <w:t>_num_g</w:t>
             </w:r>
             <w:proofErr w:type="spellEnd"/>
             <w:r>
@@ -4702,13 +5067,23 @@
               <w:t>{%p if (</w:t>
             </w:r>
             <w:proofErr w:type="spellStart"/>
-            <w:r>
-              <w:rPr>
-                <w:rFonts w:ascii="Times New Roman" w:eastAsiaTheme="minorEastAsia" w:hAnsi="Times New Roman" w:cs="Times New Roman"/>
-                <w:sz w:val="16"/>
-                <w:szCs w:val="16"/>
-              </w:rPr>
-              <w:t>a.clinic_num_g</w:t>
+            <w:proofErr w:type="gramStart"/>
+            <w:r>
+              <w:rPr>
+                <w:rFonts w:ascii="Times New Roman" w:eastAsiaTheme="minorEastAsia" w:hAnsi="Times New Roman" w:cs="Times New Roman"/>
+                <w:sz w:val="16"/>
+                <w:szCs w:val="16"/>
+              </w:rPr>
+              <w:t>a.clinic</w:t>
+            </w:r>
+            <w:proofErr w:type="gramEnd"/>
+            <w:r>
+              <w:rPr>
+                <w:rFonts w:ascii="Times New Roman" w:eastAsiaTheme="minorEastAsia" w:hAnsi="Times New Roman" w:cs="Times New Roman"/>
+                <w:sz w:val="16"/>
+                <w:szCs w:val="16"/>
+              </w:rPr>
+              <w:t>_num_g</w:t>
             </w:r>
             <w:proofErr w:type="spellEnd"/>
             <w:r>
@@ -4783,9 +5158,19 @@
                 <w:sz w:val="16"/>
                 <w:szCs w:val="16"/>
               </w:rPr>
-              <w:t>a.evi_sum.evi_split.Predictive</w:t>
+              <w:t>a.evi_sum.evi_</w:t>
+            </w:r>
+            <w:proofErr w:type="gramStart"/>
+            <w:r>
+              <w:rPr>
+                <w:rFonts w:ascii="Times New Roman" w:eastAsiaTheme="minorEastAsia" w:hAnsi="Times New Roman" w:cs="Times New Roman"/>
+                <w:sz w:val="16"/>
+                <w:szCs w:val="16"/>
+              </w:rPr>
+              <w:t>split.Predictive</w:t>
             </w:r>
             <w:proofErr w:type="spellEnd"/>
+            <w:proofErr w:type="gramEnd"/>
             <w:r>
               <w:rPr>
                 <w:rFonts w:ascii="Times New Roman" w:eastAsiaTheme="minorEastAsia" w:hAnsi="Times New Roman" w:cs="Times New Roman"/>
@@ -5531,7 +5916,27 @@
                 <w:sz w:val="16"/>
                 <w:szCs w:val="16"/>
               </w:rPr>
-              <w:t>{%tr for a in var_brca.snv_s.B1_L2+var_brca.snv_s.B2_L2 + var_brca.gcnv_v2.B1_gcnv_L2 + var_brca.gcnv_v2.B2_gcnv_L2+var_brca.snv_s.B1_L1+var_brca.snv_s.B2_L1 + var_brca.gcnv_v2.B1_gcnv_L1 + var_brca.gcnv_v2.B2_gcnv_L1%}</w:t>
+              <w:t>{%tr for a in var_brca.snv_</w:t>
+            </w:r>
+            <w:proofErr w:type="gramStart"/>
+            <w:r>
+              <w:rPr>
+                <w:rFonts w:ascii="Times New Roman" w:eastAsiaTheme="minorEastAsia" w:hAnsi="Times New Roman" w:cs="Times New Roman"/>
+                <w:color w:val="000000"/>
+                <w:sz w:val="16"/>
+                <w:szCs w:val="16"/>
+              </w:rPr>
+              <w:t>s.B</w:t>
+            </w:r>
+            <w:proofErr w:type="gramEnd"/>
+            <w:r>
+              <w:rPr>
+                <w:rFonts w:ascii="Times New Roman" w:eastAsiaTheme="minorEastAsia" w:hAnsi="Times New Roman" w:cs="Times New Roman"/>
+                <w:color w:val="000000"/>
+                <w:sz w:val="16"/>
+                <w:szCs w:val="16"/>
+              </w:rPr>
+              <w:t>1_L2+var_brca.snv_s.B2_L2 + var_brca.gcnv_v2.B1_gcnv_L2 + var_brca.gcnv_v2.B2_gcnv_L2+var_brca.snv_s.B1_L1+var_brca.snv_s.B2_L1 + var_brca.gcnv_v2.B1_gcnv_L1 + var_brca.gcnv_v2.B2_gcnv_L1%}</w:t>
             </w:r>
           </w:p>
         </w:tc>
@@ -5590,6 +5995,7 @@
               <w:t>{{</w:t>
             </w:r>
             <w:proofErr w:type="spellStart"/>
+            <w:proofErr w:type="gramStart"/>
             <w:r>
               <w:rPr>
                 <w:rFonts w:ascii="Times New Roman" w:eastAsiaTheme="minorEastAsia" w:hAnsi="Times New Roman" w:cs="Times New Roman"/>
@@ -5599,7 +6005,19 @@
                 <w:sz w:val="16"/>
                 <w:szCs w:val="16"/>
               </w:rPr>
-              <w:t>a.gene_symbol</w:t>
+              <w:t>a.gene</w:t>
+            </w:r>
+            <w:proofErr w:type="gramEnd"/>
+            <w:r>
+              <w:rPr>
+                <w:rFonts w:ascii="Times New Roman" w:eastAsiaTheme="minorEastAsia" w:hAnsi="Times New Roman" w:cs="Times New Roman"/>
+                <w:i/>
+                <w:iCs/>
+                <w:color w:val="000000"/>
+                <w:sz w:val="16"/>
+                <w:szCs w:val="16"/>
+              </w:rPr>
+              <w:t>_symbol</w:t>
             </w:r>
             <w:proofErr w:type="spellEnd"/>
             <w:r>
@@ -5639,6 +6057,7 @@
               <w:t xml:space="preserve">{%p if </w:t>
             </w:r>
             <w:proofErr w:type="spellStart"/>
+            <w:proofErr w:type="gramStart"/>
             <w:r>
               <w:rPr>
                 <w:rFonts w:ascii="Times New Roman" w:eastAsiaTheme="minorEastAsia" w:hAnsi="Times New Roman" w:cs="Times New Roman"/>
@@ -5649,6 +6068,7 @@
               <w:t>a.type</w:t>
             </w:r>
             <w:proofErr w:type="spellEnd"/>
+            <w:proofErr w:type="gramEnd"/>
             <w:r>
               <w:rPr>
                 <w:rFonts w:ascii="Times New Roman" w:eastAsiaTheme="minorEastAsia" w:hAnsi="Times New Roman" w:cs="Times New Roman"/>
@@ -5739,6 +6159,7 @@
               <w:t xml:space="preserve"> </w:t>
             </w:r>
             <w:proofErr w:type="spellStart"/>
+            <w:proofErr w:type="gramStart"/>
             <w:r>
               <w:rPr>
                 <w:rFonts w:ascii="Times New Roman" w:eastAsiaTheme="minorEastAsia" w:hAnsi="Times New Roman" w:cs="Times New Roman"/>
@@ -5749,6 +6170,7 @@
               <w:t>a.type</w:t>
             </w:r>
             <w:proofErr w:type="spellEnd"/>
+            <w:proofErr w:type="gramEnd"/>
             <w:r>
               <w:rPr>
                 <w:rFonts w:ascii="Times New Roman" w:eastAsiaTheme="minorEastAsia" w:hAnsi="Times New Roman" w:cs="Times New Roman"/>
@@ -5840,6 +6262,7 @@
               <w:t>{{</w:t>
             </w:r>
             <w:proofErr w:type="spellStart"/>
+            <w:proofErr w:type="gramStart"/>
             <w:r>
               <w:rPr>
                 <w:rFonts w:ascii="Times New Roman" w:eastAsiaTheme="minorEastAsia" w:hAnsi="Times New Roman" w:cs="Times New Roman"/>
@@ -5847,7 +6270,17 @@
                 <w:sz w:val="16"/>
                 <w:szCs w:val="16"/>
               </w:rPr>
-              <w:t>a.hgvs_c</w:t>
+              <w:t>a.hgvs</w:t>
+            </w:r>
+            <w:proofErr w:type="gramEnd"/>
+            <w:r>
+              <w:rPr>
+                <w:rFonts w:ascii="Times New Roman" w:eastAsiaTheme="minorEastAsia" w:hAnsi="Times New Roman" w:cs="Times New Roman"/>
+                <w:color w:val="000000"/>
+                <w:sz w:val="16"/>
+                <w:szCs w:val="16"/>
+              </w:rPr>
+              <w:t>_c</w:t>
             </w:r>
             <w:proofErr w:type="spellEnd"/>
             <w:r>
@@ -5971,6 +6404,7 @@
               <w:t xml:space="preserve">{%p if </w:t>
             </w:r>
             <w:proofErr w:type="spellStart"/>
+            <w:proofErr w:type="gramStart"/>
             <w:r>
               <w:rPr>
                 <w:rFonts w:ascii="Times New Roman" w:eastAsiaTheme="minorEastAsia" w:hAnsi="Times New Roman" w:cs="Times New Roman"/>
@@ -5981,6 +6415,7 @@
               <w:t>a.type</w:t>
             </w:r>
             <w:proofErr w:type="spellEnd"/>
+            <w:proofErr w:type="gramEnd"/>
             <w:r>
               <w:rPr>
                 <w:rFonts w:ascii="Times New Roman" w:eastAsiaTheme="minorEastAsia" w:hAnsi="Times New Roman" w:cs="Times New Roman"/>
@@ -6032,6 +6467,7 @@
               <w:t xml:space="preserve"> == “</w:t>
             </w:r>
             <w:proofErr w:type="spellStart"/>
+            <w:proofErr w:type="gramStart"/>
             <w:r>
               <w:rPr>
                 <w:rFonts w:ascii="Times New Roman" w:eastAsiaTheme="minorEastAsia" w:hAnsi="Times New Roman" w:cs="Times New Roman"/>
@@ -6049,7 +6485,17 @@
                 <w:sz w:val="16"/>
                 <w:szCs w:val="16"/>
               </w:rPr>
-              <w:t>”%}</w:t>
+              <w:t>”%</w:t>
+            </w:r>
+            <w:proofErr w:type="gramEnd"/>
+            <w:r>
+              <w:rPr>
+                <w:rFonts w:ascii="Times New Roman" w:eastAsiaTheme="minorEastAsia" w:hAnsi="Times New Roman" w:cs="Times New Roman"/>
+                <w:color w:val="000000"/>
+                <w:sz w:val="16"/>
+                <w:szCs w:val="16"/>
+              </w:rPr>
+              <w:t>}</w:t>
             </w:r>
           </w:p>
           <w:p>
@@ -6132,6 +6578,7 @@
               <w:t xml:space="preserve"> == “</w:t>
             </w:r>
             <w:proofErr w:type="spellStart"/>
+            <w:proofErr w:type="gramStart"/>
             <w:r>
               <w:rPr>
                 <w:rFonts w:ascii="Times New Roman" w:eastAsiaTheme="minorEastAsia" w:hAnsi="Times New Roman" w:cs="Times New Roman"/>
@@ -6149,7 +6596,17 @@
                 <w:sz w:val="16"/>
                 <w:szCs w:val="16"/>
               </w:rPr>
-              <w:t>”%}</w:t>
+              <w:t>”%</w:t>
+            </w:r>
+            <w:proofErr w:type="gramEnd"/>
+            <w:r>
+              <w:rPr>
+                <w:rFonts w:ascii="Times New Roman" w:eastAsiaTheme="minorEastAsia" w:hAnsi="Times New Roman" w:cs="Times New Roman"/>
+                <w:color w:val="000000"/>
+                <w:sz w:val="16"/>
+                <w:szCs w:val="16"/>
+              </w:rPr>
+              <w:t>}</w:t>
             </w:r>
           </w:p>
           <w:p>
@@ -6272,6 +6729,7 @@
               <w:t xml:space="preserve"> </w:t>
             </w:r>
             <w:proofErr w:type="spellStart"/>
+            <w:proofErr w:type="gramStart"/>
             <w:r>
               <w:rPr>
                 <w:rFonts w:ascii="Times New Roman" w:eastAsiaTheme="minorEastAsia" w:hAnsi="Times New Roman" w:cs="Times New Roman"/>
@@ -6282,6 +6740,7 @@
               <w:t>a.type</w:t>
             </w:r>
             <w:proofErr w:type="spellEnd"/>
+            <w:proofErr w:type="gramEnd"/>
             <w:r>
               <w:rPr>
                 <w:rFonts w:ascii="Times New Roman" w:eastAsiaTheme="minorEastAsia" w:hAnsi="Times New Roman" w:cs="Times New Roman"/>
@@ -6454,6 +6913,7 @@
               <w:t xml:space="preserve">{%p if </w:t>
             </w:r>
             <w:proofErr w:type="spellStart"/>
+            <w:proofErr w:type="gramStart"/>
             <w:r>
               <w:rPr>
                 <w:rFonts w:ascii="Times New Roman" w:eastAsiaTheme="minorEastAsia" w:hAnsi="Times New Roman" w:cs="Times New Roman"/>
@@ -6461,7 +6921,17 @@
                 <w:sz w:val="16"/>
                 <w:szCs w:val="16"/>
               </w:rPr>
-              <w:t>a.clinic_num_g</w:t>
+              <w:t>a.clinic</w:t>
+            </w:r>
+            <w:proofErr w:type="gramEnd"/>
+            <w:r>
+              <w:rPr>
+                <w:rFonts w:ascii="Times New Roman" w:eastAsiaTheme="minorEastAsia" w:hAnsi="Times New Roman" w:cs="Times New Roman"/>
+                <w:color w:val="000000"/>
+                <w:sz w:val="16"/>
+                <w:szCs w:val="16"/>
+              </w:rPr>
+              <w:t>_num_g</w:t>
             </w:r>
             <w:proofErr w:type="spellEnd"/>
             <w:r>
@@ -6535,6 +7005,7 @@
               <w:t xml:space="preserve"> </w:t>
             </w:r>
             <w:proofErr w:type="spellStart"/>
+            <w:proofErr w:type="gramStart"/>
             <w:r>
               <w:rPr>
                 <w:rFonts w:ascii="Times New Roman" w:eastAsiaTheme="minorEastAsia" w:hAnsi="Times New Roman" w:cs="Times New Roman"/>
@@ -6542,7 +7013,17 @@
                 <w:sz w:val="16"/>
                 <w:szCs w:val="16"/>
               </w:rPr>
-              <w:t>a.clinic_num_g</w:t>
+              <w:t>a.clinic</w:t>
+            </w:r>
+            <w:proofErr w:type="gramEnd"/>
+            <w:r>
+              <w:rPr>
+                <w:rFonts w:ascii="Times New Roman" w:eastAsiaTheme="minorEastAsia" w:hAnsi="Times New Roman" w:cs="Times New Roman"/>
+                <w:color w:val="000000"/>
+                <w:sz w:val="16"/>
+                <w:szCs w:val="16"/>
+              </w:rPr>
+              <w:t>_num_g</w:t>
             </w:r>
             <w:proofErr w:type="spellEnd"/>
             <w:r>
@@ -7044,7 +7525,25 @@
           <w:sz w:val="15"/>
           <w:szCs w:val="15"/>
         </w:rPr>
-        <w:t>专家组发布的特殊基因变异解读指南，遗传变异分为</w:t>
+        <w:t>专家</w:t>
+      </w:r>
+      <w:proofErr w:type="gramStart"/>
+      <w:r>
+        <w:rPr>
+          <w:rFonts w:ascii="Times New Roman" w:eastAsiaTheme="minorEastAsia" w:hAnsi="Times New Roman" w:cs="Times New Roman"/>
+          <w:sz w:val="15"/>
+          <w:szCs w:val="15"/>
+        </w:rPr>
+        <w:t>组发布</w:t>
+      </w:r>
+      <w:proofErr w:type="gramEnd"/>
+      <w:r>
+        <w:rPr>
+          <w:rFonts w:ascii="Times New Roman" w:eastAsiaTheme="minorEastAsia" w:hAnsi="Times New Roman" w:cs="Times New Roman"/>
+          <w:sz w:val="15"/>
+          <w:szCs w:val="15"/>
+        </w:rPr>
+        <w:t>的特殊基因变异解读指南，遗传变异分为</w:t>
       </w:r>
       <w:r>
         <w:rPr>
@@ -7487,7 +7986,27 @@
           <w:szCs w:val="21"/>
           <w:shd w:val="clear" w:color="auto" w:fill="FFFFFF"/>
         </w:rPr>
-        <w:t>{%p if var_brca.snv_s.B1_L5 + var_brca.snv_s.B2_L5 + var_brca.gcnv_v2.B1_gcnv_L5 + var_brca.gcnv_v2.B2_gcnv_L5 + var_brca.snv_s.B1_L4 + var_brca.snv_s.B2_L4 + var_brca.gcnv_v2.B1_gcnv_L4 + var_brca.gcnv_v2.B2_gcnv_L4</w:t>
+        <w:t>{%p if var_brca.snv_</w:t>
+      </w:r>
+      <w:proofErr w:type="gramStart"/>
+      <w:r>
+        <w:rPr>
+          <w:rFonts w:ascii="Times New Roman" w:eastAsiaTheme="minorEastAsia" w:hAnsi="Times New Roman" w:cs="Times New Roman"/>
+          <w:bCs/>
+          <w:szCs w:val="21"/>
+          <w:shd w:val="clear" w:color="auto" w:fill="FFFFFF"/>
+        </w:rPr>
+        <w:t>s.B</w:t>
+      </w:r>
+      <w:proofErr w:type="gramEnd"/>
+      <w:r>
+        <w:rPr>
+          <w:rFonts w:ascii="Times New Roman" w:eastAsiaTheme="minorEastAsia" w:hAnsi="Times New Roman" w:cs="Times New Roman"/>
+          <w:bCs/>
+          <w:szCs w:val="21"/>
+          <w:shd w:val="clear" w:color="auto" w:fill="FFFFFF"/>
+        </w:rPr>
+        <w:t>1_L5 + var_brca.snv_s.B2_L5 + var_brca.gcnv_v2.B1_gcnv_L5 + var_brca.gcnv_v2.B2_gcnv_L5 + var_brca.snv_s.B1_L4 + var_brca.snv_s.B2_L4 + var_brca.gcnv_v2.B1_gcnv_L4 + var_brca.gcnv_v2.B2_gcnv_L4</w:t>
       </w:r>
       <w:r>
         <w:rPr>
@@ -7601,7 +8120,27 @@
           <w:szCs w:val="21"/>
           <w:shd w:val="clear" w:color="auto" w:fill="FFFFFF"/>
         </w:rPr>
-        <w:t xml:space="preserve">{%p for a in var_brca.snv_s.B1_L5 + var_brca.snv_s.B2_L5 + var_brca.gcnv_v2.B1_gcnv_L5 + var_brca.gcnv_v2.B2_gcnv_L5 + var_brca.snv_s.B1_L4 + var_brca.snv_s.B2_L4 + var_brca.gcnv_v2.B1_gcnv_L4 + var_brca.gcnv_v2.B2_gcnv_L4 </w:t>
+        <w:t>{%p for a in var_brca.snv_</w:t>
+      </w:r>
+      <w:proofErr w:type="gramStart"/>
+      <w:r>
+        <w:rPr>
+          <w:rFonts w:ascii="Times New Roman" w:eastAsiaTheme="minorEastAsia" w:hAnsi="Times New Roman" w:cs="Times New Roman"/>
+          <w:bCs/>
+          <w:szCs w:val="21"/>
+          <w:shd w:val="clear" w:color="auto" w:fill="FFFFFF"/>
+        </w:rPr>
+        <w:t>s.B</w:t>
+      </w:r>
+      <w:proofErr w:type="gramEnd"/>
+      <w:r>
+        <w:rPr>
+          <w:rFonts w:ascii="Times New Roman" w:eastAsiaTheme="minorEastAsia" w:hAnsi="Times New Roman" w:cs="Times New Roman"/>
+          <w:bCs/>
+          <w:szCs w:val="21"/>
+          <w:shd w:val="clear" w:color="auto" w:fill="FFFFFF"/>
+        </w:rPr>
+        <w:t xml:space="preserve">1_L5 + var_brca.snv_s.B2_L5 + var_brca.gcnv_v2.B1_gcnv_L5 + var_brca.gcnv_v2.B2_gcnv_L5 + var_brca.snv_s.B1_L4 + var_brca.snv_s.B2_L4 + var_brca.gcnv_v2.B1_gcnv_L4 + var_brca.gcnv_v2.B2_gcnv_L4 </w:t>
       </w:r>
       <w:r>
         <w:rPr>
@@ -7739,6 +8278,7 @@
               <w:t>{{</w:t>
             </w:r>
             <w:proofErr w:type="spellStart"/>
+            <w:proofErr w:type="gramStart"/>
             <w:r>
               <w:rPr>
                 <w:rFonts w:ascii="Times New Roman" w:eastAsiaTheme="minorEastAsia" w:hAnsi="Times New Roman" w:cs="Times New Roman"/>
@@ -7749,7 +8289,20 @@
                 <w:sz w:val="16"/>
                 <w:szCs w:val="16"/>
               </w:rPr>
-              <w:t>a.gene_symbol</w:t>
+              <w:t>a.gene</w:t>
+            </w:r>
+            <w:proofErr w:type="gramEnd"/>
+            <w:r>
+              <w:rPr>
+                <w:rFonts w:ascii="Times New Roman" w:eastAsiaTheme="minorEastAsia" w:hAnsi="Times New Roman" w:cs="Times New Roman"/>
+                <w:b/>
+                <w:bCs/>
+                <w:i/>
+                <w:iCs/>
+                <w:sz w:val="16"/>
+                <w:szCs w:val="16"/>
+              </w:rPr>
+              <w:t>_symbol</w:t>
             </w:r>
             <w:proofErr w:type="spellEnd"/>
             <w:r>
@@ -8021,6 +8574,7 @@
               <w:t>{{</w:t>
             </w:r>
             <w:proofErr w:type="spellStart"/>
+            <w:proofErr w:type="gramStart"/>
             <w:r>
               <w:rPr>
                 <w:rFonts w:ascii="Times New Roman" w:eastAsiaTheme="minorEastAsia" w:hAnsi="Times New Roman" w:cs="Times New Roman"/>
@@ -8028,7 +8582,17 @@
                 <w:sz w:val="16"/>
                 <w:szCs w:val="16"/>
               </w:rPr>
-              <w:t>a.gene_function|e</w:t>
+              <w:t>a.gene</w:t>
+            </w:r>
+            <w:proofErr w:type="gramEnd"/>
+            <w:r>
+              <w:rPr>
+                <w:rFonts w:ascii="Times New Roman" w:eastAsiaTheme="minorEastAsia" w:hAnsi="Times New Roman" w:cs="Times New Roman"/>
+                <w:color w:val="000000"/>
+                <w:sz w:val="16"/>
+                <w:szCs w:val="16"/>
+              </w:rPr>
+              <w:t>_function|e</w:t>
             </w:r>
             <w:proofErr w:type="spellEnd"/>
             <w:r>
@@ -8111,6 +8675,7 @@
               <w:t>{{</w:t>
             </w:r>
             <w:proofErr w:type="spellStart"/>
+            <w:proofErr w:type="gramStart"/>
             <w:r>
               <w:rPr>
                 <w:rFonts w:ascii="Times New Roman" w:eastAsiaTheme="minorEastAsia" w:hAnsi="Times New Roman" w:cs="Times New Roman"/>
@@ -8118,7 +8683,17 @@
                 <w:sz w:val="16"/>
                 <w:szCs w:val="16"/>
               </w:rPr>
-              <w:t>a.variant_desc_cn|e</w:t>
+              <w:t>a.variant</w:t>
+            </w:r>
+            <w:proofErr w:type="gramEnd"/>
+            <w:r>
+              <w:rPr>
+                <w:rFonts w:ascii="Times New Roman" w:eastAsiaTheme="minorEastAsia" w:hAnsi="Times New Roman" w:cs="Times New Roman"/>
+                <w:color w:val="000000"/>
+                <w:sz w:val="16"/>
+                <w:szCs w:val="16"/>
+              </w:rPr>
+              <w:t>_desc_cn|e</w:t>
             </w:r>
             <w:proofErr w:type="spellEnd"/>
             <w:r>
@@ -8221,6 +8796,7 @@
               <w:t>{%p if (</w:t>
             </w:r>
             <w:proofErr w:type="spellStart"/>
+            <w:proofErr w:type="gramStart"/>
             <w:r>
               <w:rPr>
                 <w:rFonts w:ascii="Times New Roman" w:eastAsiaTheme="minorEastAsia" w:hAnsi="Times New Roman" w:cs="Times New Roman"/>
@@ -8228,6 +8804,36 @@
                 <w:sz w:val="16"/>
                 <w:szCs w:val="16"/>
               </w:rPr>
+              <w:t>a.clinic</w:t>
+            </w:r>
+            <w:proofErr w:type="gramEnd"/>
+            <w:r>
+              <w:rPr>
+                <w:rFonts w:ascii="Times New Roman" w:eastAsiaTheme="minorEastAsia" w:hAnsi="Times New Roman" w:cs="Times New Roman"/>
+                <w:color w:val="000000"/>
+                <w:sz w:val="16"/>
+                <w:szCs w:val="16"/>
+              </w:rPr>
+              <w:t>_num_g</w:t>
+            </w:r>
+            <w:proofErr w:type="spellEnd"/>
+            <w:r>
+              <w:rPr>
+                <w:rFonts w:ascii="Times New Roman" w:eastAsiaTheme="minorEastAsia" w:hAnsi="Times New Roman" w:cs="Times New Roman"/>
+                <w:color w:val="000000"/>
+                <w:sz w:val="16"/>
+                <w:szCs w:val="16"/>
+              </w:rPr>
+              <w:t xml:space="preserve">==4 or </w:t>
+            </w:r>
+            <w:proofErr w:type="spellStart"/>
+            <w:r>
+              <w:rPr>
+                <w:rFonts w:ascii="Times New Roman" w:eastAsiaTheme="minorEastAsia" w:hAnsi="Times New Roman" w:cs="Times New Roman"/>
+                <w:color w:val="000000"/>
+                <w:sz w:val="16"/>
+                <w:szCs w:val="16"/>
+              </w:rPr>
               <w:t>a.clinic_num_g</w:t>
             </w:r>
             <w:proofErr w:type="spellEnd"/>
@@ -8238,7 +8844,7 @@
                 <w:sz w:val="16"/>
                 <w:szCs w:val="16"/>
               </w:rPr>
-              <w:t xml:space="preserve">==4 or </w:t>
+              <w:t xml:space="preserve">==5) and </w:t>
             </w:r>
             <w:proofErr w:type="spellStart"/>
             <w:r>
@@ -8248,7 +8854,7 @@
                 <w:sz w:val="16"/>
                 <w:szCs w:val="16"/>
               </w:rPr>
-              <w:t>a.clinic_num_g</w:t>
+              <w:t>a.evi_sum.evi_split.Predictive</w:t>
             </w:r>
             <w:proofErr w:type="spellEnd"/>
             <w:r>
@@ -8258,7 +8864,27 @@
                 <w:sz w:val="16"/>
                 <w:szCs w:val="16"/>
               </w:rPr>
-              <w:t xml:space="preserve">==5) and </w:t>
+              <w:t xml:space="preserve"> %}</w:t>
+            </w:r>
+          </w:p>
+          <w:p>
+            <w:pPr>
+              <w:jc w:val="left"/>
+              <w:rPr>
+                <w:rFonts w:ascii="Times New Roman" w:eastAsiaTheme="minorEastAsia" w:hAnsi="Times New Roman" w:cs="Times New Roman"/>
+                <w:color w:val="000000"/>
+                <w:sz w:val="16"/>
+                <w:szCs w:val="16"/>
+              </w:rPr>
+            </w:pPr>
+            <w:r>
+              <w:rPr>
+                <w:rFonts w:ascii="Times New Roman" w:eastAsiaTheme="minorEastAsia" w:hAnsi="Times New Roman" w:cs="Times New Roman"/>
+                <w:color w:val="000000"/>
+                <w:sz w:val="16"/>
+                <w:szCs w:val="16"/>
+              </w:rPr>
+              <w:t xml:space="preserve">{%p for b in </w:t>
             </w:r>
             <w:proofErr w:type="spellStart"/>
             <w:r>
@@ -8268,49 +8894,20 @@
                 <w:sz w:val="16"/>
                 <w:szCs w:val="16"/>
               </w:rPr>
-              <w:t>a.evi_sum.evi_split.Predictive</w:t>
+              <w:t>a.evi_sum.evi_</w:t>
+            </w:r>
+            <w:proofErr w:type="gramStart"/>
+            <w:r>
+              <w:rPr>
+                <w:rFonts w:ascii="Times New Roman" w:eastAsiaTheme="minorEastAsia" w:hAnsi="Times New Roman" w:cs="Times New Roman"/>
+                <w:color w:val="000000"/>
+                <w:sz w:val="16"/>
+                <w:szCs w:val="16"/>
+              </w:rPr>
+              <w:t>split.Predictive</w:t>
             </w:r>
             <w:proofErr w:type="spellEnd"/>
-            <w:r>
-              <w:rPr>
-                <w:rFonts w:ascii="Times New Roman" w:eastAsiaTheme="minorEastAsia" w:hAnsi="Times New Roman" w:cs="Times New Roman"/>
-                <w:color w:val="000000"/>
-                <w:sz w:val="16"/>
-                <w:szCs w:val="16"/>
-              </w:rPr>
-              <w:t xml:space="preserve"> %}</w:t>
-            </w:r>
-          </w:p>
-          <w:p>
-            <w:pPr>
-              <w:jc w:val="left"/>
-              <w:rPr>
-                <w:rFonts w:ascii="Times New Roman" w:eastAsiaTheme="minorEastAsia" w:hAnsi="Times New Roman" w:cs="Times New Roman"/>
-                <w:color w:val="000000"/>
-                <w:sz w:val="16"/>
-                <w:szCs w:val="16"/>
-              </w:rPr>
-            </w:pPr>
-            <w:r>
-              <w:rPr>
-                <w:rFonts w:ascii="Times New Roman" w:eastAsiaTheme="minorEastAsia" w:hAnsi="Times New Roman" w:cs="Times New Roman"/>
-                <w:color w:val="000000"/>
-                <w:sz w:val="16"/>
-                <w:szCs w:val="16"/>
-              </w:rPr>
-              <w:t xml:space="preserve">{%p for b in </w:t>
-            </w:r>
-            <w:proofErr w:type="spellStart"/>
-            <w:r>
-              <w:rPr>
-                <w:rFonts w:ascii="Times New Roman" w:eastAsiaTheme="minorEastAsia" w:hAnsi="Times New Roman" w:cs="Times New Roman"/>
-                <w:color w:val="000000"/>
-                <w:sz w:val="16"/>
-                <w:szCs w:val="16"/>
-              </w:rPr>
-              <w:t>a.evi_sum.evi_split.Predictive</w:t>
-            </w:r>
-            <w:proofErr w:type="spellEnd"/>
+            <w:proofErr w:type="gramEnd"/>
             <w:r>
               <w:rPr>
                 <w:rFonts w:ascii="Times New Roman" w:eastAsiaTheme="minorEastAsia" w:hAnsi="Times New Roman" w:cs="Times New Roman"/>
@@ -8579,6 +9176,7 @@
               <w:t xml:space="preserve">{%p if </w:t>
             </w:r>
             <w:proofErr w:type="spellStart"/>
+            <w:proofErr w:type="gramStart"/>
             <w:r>
               <w:rPr>
                 <w:rFonts w:ascii="Times New Roman" w:eastAsiaTheme="minorEastAsia" w:hAnsi="Times New Roman" w:cs="Times New Roman"/>
@@ -8586,6 +9184,36 @@
                 <w:sz w:val="16"/>
                 <w:szCs w:val="16"/>
               </w:rPr>
+              <w:t>a.clinic</w:t>
+            </w:r>
+            <w:proofErr w:type="gramEnd"/>
+            <w:r>
+              <w:rPr>
+                <w:rFonts w:ascii="Times New Roman" w:eastAsiaTheme="minorEastAsia" w:hAnsi="Times New Roman" w:cs="Times New Roman"/>
+                <w:color w:val="000000"/>
+                <w:sz w:val="16"/>
+                <w:szCs w:val="16"/>
+              </w:rPr>
+              <w:t>_num_g</w:t>
+            </w:r>
+            <w:proofErr w:type="spellEnd"/>
+            <w:r>
+              <w:rPr>
+                <w:rFonts w:ascii="Times New Roman" w:eastAsiaTheme="minorEastAsia" w:hAnsi="Times New Roman" w:cs="Times New Roman"/>
+                <w:color w:val="000000"/>
+                <w:sz w:val="16"/>
+                <w:szCs w:val="16"/>
+              </w:rPr>
+              <w:t xml:space="preserve">==4 or </w:t>
+            </w:r>
+            <w:proofErr w:type="spellStart"/>
+            <w:r>
+              <w:rPr>
+                <w:rFonts w:ascii="Times New Roman" w:eastAsiaTheme="minorEastAsia" w:hAnsi="Times New Roman" w:cs="Times New Roman"/>
+                <w:color w:val="000000"/>
+                <w:sz w:val="16"/>
+                <w:szCs w:val="16"/>
+              </w:rPr>
               <w:t>a.clinic_num_g</w:t>
             </w:r>
             <w:proofErr w:type="spellEnd"/>
@@ -8596,7 +9224,27 @@
                 <w:sz w:val="16"/>
                 <w:szCs w:val="16"/>
               </w:rPr>
-              <w:t xml:space="preserve">==4 or </w:t>
+              <w:t>==5%}</w:t>
+            </w:r>
+          </w:p>
+          <w:p>
+            <w:pPr>
+              <w:jc w:val="left"/>
+              <w:rPr>
+                <w:rFonts w:ascii="Times New Roman" w:eastAsiaTheme="minorEastAsia" w:hAnsi="Times New Roman" w:cs="Times New Roman"/>
+                <w:color w:val="000000"/>
+                <w:sz w:val="16"/>
+                <w:szCs w:val="16"/>
+              </w:rPr>
+            </w:pPr>
+            <w:r>
+              <w:rPr>
+                <w:rFonts w:ascii="Times New Roman" w:eastAsiaTheme="minorEastAsia" w:hAnsi="Times New Roman" w:cs="Times New Roman"/>
+                <w:color w:val="000000"/>
+                <w:sz w:val="16"/>
+                <w:szCs w:val="16"/>
+              </w:rPr>
+              <w:t xml:space="preserve">{%p for b in </w:t>
             </w:r>
             <w:proofErr w:type="spellStart"/>
             <w:r>
@@ -8606,49 +9254,20 @@
                 <w:sz w:val="16"/>
                 <w:szCs w:val="16"/>
               </w:rPr>
-              <w:t>a.clinic_num_g</w:t>
+              <w:t>a.evi_sum.evi_</w:t>
+            </w:r>
+            <w:proofErr w:type="gramStart"/>
+            <w:r>
+              <w:rPr>
+                <w:rFonts w:ascii="Times New Roman" w:eastAsiaTheme="minorEastAsia" w:hAnsi="Times New Roman" w:cs="Times New Roman"/>
+                <w:color w:val="000000"/>
+                <w:sz w:val="16"/>
+                <w:szCs w:val="16"/>
+              </w:rPr>
+              <w:t>split.Predisposing</w:t>
             </w:r>
             <w:proofErr w:type="spellEnd"/>
-            <w:r>
-              <w:rPr>
-                <w:rFonts w:ascii="Times New Roman" w:eastAsiaTheme="minorEastAsia" w:hAnsi="Times New Roman" w:cs="Times New Roman"/>
-                <w:color w:val="000000"/>
-                <w:sz w:val="16"/>
-                <w:szCs w:val="16"/>
-              </w:rPr>
-              <w:t>==5%}</w:t>
-            </w:r>
-          </w:p>
-          <w:p>
-            <w:pPr>
-              <w:jc w:val="left"/>
-              <w:rPr>
-                <w:rFonts w:ascii="Times New Roman" w:eastAsiaTheme="minorEastAsia" w:hAnsi="Times New Roman" w:cs="Times New Roman"/>
-                <w:color w:val="000000"/>
-                <w:sz w:val="16"/>
-                <w:szCs w:val="16"/>
-              </w:rPr>
-            </w:pPr>
-            <w:r>
-              <w:rPr>
-                <w:rFonts w:ascii="Times New Roman" w:eastAsiaTheme="minorEastAsia" w:hAnsi="Times New Roman" w:cs="Times New Roman"/>
-                <w:color w:val="000000"/>
-                <w:sz w:val="16"/>
-                <w:szCs w:val="16"/>
-              </w:rPr>
-              <w:t xml:space="preserve">{%p for b in </w:t>
-            </w:r>
-            <w:proofErr w:type="spellStart"/>
-            <w:r>
-              <w:rPr>
-                <w:rFonts w:ascii="Times New Roman" w:eastAsiaTheme="minorEastAsia" w:hAnsi="Times New Roman" w:cs="Times New Roman"/>
-                <w:color w:val="000000"/>
-                <w:sz w:val="16"/>
-                <w:szCs w:val="16"/>
-              </w:rPr>
-              <w:t>a.evi_sum.evi_split.Predisposing</w:t>
-            </w:r>
-            <w:proofErr w:type="spellEnd"/>
+            <w:proofErr w:type="gramEnd"/>
             <w:r>
               <w:rPr>
                 <w:rFonts w:ascii="Times New Roman" w:eastAsiaTheme="minorEastAsia" w:hAnsi="Times New Roman" w:cs="Times New Roman"/>
@@ -9931,13 +10550,23 @@
                 <w:szCs w:val="16"/>
               </w:rPr>
             </w:pPr>
-            <w:r>
-              <w:rPr>
-                <w:rFonts w:ascii="Times New Roman" w:eastAsiaTheme="minorEastAsia" w:hAnsi="Times New Roman" w:cs="Times New Roman"/>
-                <w:sz w:val="16"/>
-                <w:szCs w:val="16"/>
-              </w:rPr>
-              <w:t>已知未携带胚系</w:t>
+            <w:proofErr w:type="gramStart"/>
+            <w:r>
+              <w:rPr>
+                <w:rFonts w:ascii="Times New Roman" w:eastAsiaTheme="minorEastAsia" w:hAnsi="Times New Roman" w:cs="Times New Roman"/>
+                <w:sz w:val="16"/>
+                <w:szCs w:val="16"/>
+              </w:rPr>
+              <w:t>已知未</w:t>
+            </w:r>
+            <w:proofErr w:type="gramEnd"/>
+            <w:r>
+              <w:rPr>
+                <w:rFonts w:ascii="Times New Roman" w:eastAsiaTheme="minorEastAsia" w:hAnsi="Times New Roman" w:cs="Times New Roman"/>
+                <w:sz w:val="16"/>
+                <w:szCs w:val="16"/>
+              </w:rPr>
+              <w:t>携带胚系</w:t>
             </w:r>
             <w:r>
               <w:rPr>
@@ -10257,13 +10886,23 @@
                 <w:szCs w:val="16"/>
               </w:rPr>
             </w:pPr>
-            <w:r>
-              <w:rPr>
-                <w:rFonts w:ascii="Times New Roman" w:eastAsiaTheme="minorEastAsia" w:hAnsi="Times New Roman" w:cs="Times New Roman"/>
-                <w:sz w:val="16"/>
-                <w:szCs w:val="16"/>
-              </w:rPr>
-              <w:t>已知未携带</w:t>
+            <w:proofErr w:type="gramStart"/>
+            <w:r>
+              <w:rPr>
+                <w:rFonts w:ascii="Times New Roman" w:eastAsiaTheme="minorEastAsia" w:hAnsi="Times New Roman" w:cs="Times New Roman"/>
+                <w:sz w:val="16"/>
+                <w:szCs w:val="16"/>
+              </w:rPr>
+              <w:t>已知未</w:t>
+            </w:r>
+            <w:proofErr w:type="gramEnd"/>
+            <w:r>
+              <w:rPr>
+                <w:rFonts w:ascii="Times New Roman" w:eastAsiaTheme="minorEastAsia" w:hAnsi="Times New Roman" w:cs="Times New Roman"/>
+                <w:sz w:val="16"/>
+                <w:szCs w:val="16"/>
+              </w:rPr>
+              <w:t>携带</w:t>
             </w:r>
             <w:r>
               <w:rPr>
@@ -10632,13 +11271,23 @@
                 <w:szCs w:val="16"/>
               </w:rPr>
             </w:pPr>
-            <w:r>
-              <w:rPr>
-                <w:rFonts w:ascii="Times New Roman" w:eastAsiaTheme="minorEastAsia" w:hAnsi="Times New Roman" w:cs="Times New Roman"/>
-                <w:sz w:val="16"/>
-                <w:szCs w:val="16"/>
-              </w:rPr>
-              <w:t>已知未携带</w:t>
+            <w:proofErr w:type="gramStart"/>
+            <w:r>
+              <w:rPr>
+                <w:rFonts w:ascii="Times New Roman" w:eastAsiaTheme="minorEastAsia" w:hAnsi="Times New Roman" w:cs="Times New Roman"/>
+                <w:sz w:val="16"/>
+                <w:szCs w:val="16"/>
+              </w:rPr>
+              <w:t>已知未</w:t>
+            </w:r>
+            <w:proofErr w:type="gramEnd"/>
+            <w:r>
+              <w:rPr>
+                <w:rFonts w:ascii="Times New Roman" w:eastAsiaTheme="minorEastAsia" w:hAnsi="Times New Roman" w:cs="Times New Roman"/>
+                <w:sz w:val="16"/>
+                <w:szCs w:val="16"/>
+              </w:rPr>
+              <w:t>携带</w:t>
             </w:r>
             <w:r>
               <w:rPr>
@@ -10975,13 +11624,23 @@
                 <w:szCs w:val="16"/>
               </w:rPr>
             </w:pPr>
-            <w:r>
-              <w:rPr>
-                <w:rFonts w:ascii="Times New Roman" w:eastAsiaTheme="minorEastAsia" w:hAnsi="Times New Roman" w:cs="Times New Roman"/>
-                <w:sz w:val="16"/>
-                <w:szCs w:val="16"/>
-              </w:rPr>
-              <w:t>已知未携带</w:t>
+            <w:proofErr w:type="gramStart"/>
+            <w:r>
+              <w:rPr>
+                <w:rFonts w:ascii="Times New Roman" w:eastAsiaTheme="minorEastAsia" w:hAnsi="Times New Roman" w:cs="Times New Roman"/>
+                <w:sz w:val="16"/>
+                <w:szCs w:val="16"/>
+              </w:rPr>
+              <w:t>已知未</w:t>
+            </w:r>
+            <w:proofErr w:type="gramEnd"/>
+            <w:r>
+              <w:rPr>
+                <w:rFonts w:ascii="Times New Roman" w:eastAsiaTheme="minorEastAsia" w:hAnsi="Times New Roman" w:cs="Times New Roman"/>
+                <w:sz w:val="16"/>
+                <w:szCs w:val="16"/>
+              </w:rPr>
+              <w:t>携带</w:t>
             </w:r>
             <w:r>
               <w:rPr>
@@ -12221,13 +12880,23 @@
               <w:t>{{</w:t>
             </w:r>
             <w:proofErr w:type="spellStart"/>
-            <w:r>
-              <w:rPr>
-                <w:rFonts w:ascii="Times New Roman" w:eastAsiaTheme="minorEastAsia" w:hAnsi="Times New Roman" w:cs="Times New Roman"/>
-                <w:sz w:val="16"/>
-                <w:szCs w:val="16"/>
-              </w:rPr>
-              <w:t>a.drug_mechanism_cn|e</w:t>
+            <w:proofErr w:type="gramStart"/>
+            <w:r>
+              <w:rPr>
+                <w:rFonts w:ascii="Times New Roman" w:eastAsiaTheme="minorEastAsia" w:hAnsi="Times New Roman" w:cs="Times New Roman"/>
+                <w:sz w:val="16"/>
+                <w:szCs w:val="16"/>
+              </w:rPr>
+              <w:t>a.drug</w:t>
+            </w:r>
+            <w:proofErr w:type="gramEnd"/>
+            <w:r>
+              <w:rPr>
+                <w:rFonts w:ascii="Times New Roman" w:eastAsiaTheme="minorEastAsia" w:hAnsi="Times New Roman" w:cs="Times New Roman"/>
+                <w:sz w:val="16"/>
+                <w:szCs w:val="16"/>
+              </w:rPr>
+              <w:t>_mechanism_cn|e</w:t>
             </w:r>
             <w:proofErr w:type="spellEnd"/>
             <w:r>
@@ -12300,6 +12969,7 @@
                 <w:szCs w:val="16"/>
               </w:rPr>
             </w:pPr>
+            <w:proofErr w:type="gramStart"/>
             <w:r>
               <w:rPr>
                 <w:rFonts w:ascii="Times New Roman" w:eastAsiaTheme="minorEastAsia" w:hAnsi="Times New Roman" w:cs="Times New Roman"/>
@@ -12309,6 +12979,7 @@
               <w:t>{{ [</w:t>
             </w:r>
             <w:proofErr w:type="spellStart"/>
+            <w:proofErr w:type="gramEnd"/>
             <w:r>
               <w:rPr>
                 <w:rFonts w:ascii="Times New Roman" w:eastAsiaTheme="minorEastAsia" w:hAnsi="Times New Roman" w:cs="Times New Roman"/>
@@ -12414,13 +13085,23 @@
               <w:t xml:space="preserve">{%p if </w:t>
             </w:r>
             <w:proofErr w:type="spellStart"/>
-            <w:r>
-              <w:rPr>
-                <w:rFonts w:ascii="Times New Roman" w:eastAsiaTheme="minorEastAsia" w:hAnsi="Times New Roman" w:cs="Times New Roman"/>
-                <w:sz w:val="16"/>
-                <w:szCs w:val="16"/>
-              </w:rPr>
-              <w:t>a.adaptation_disease_cn</w:t>
+            <w:proofErr w:type="gramStart"/>
+            <w:r>
+              <w:rPr>
+                <w:rFonts w:ascii="Times New Roman" w:eastAsiaTheme="minorEastAsia" w:hAnsi="Times New Roman" w:cs="Times New Roman"/>
+                <w:sz w:val="16"/>
+                <w:szCs w:val="16"/>
+              </w:rPr>
+              <w:t>a.adaptation</w:t>
+            </w:r>
+            <w:proofErr w:type="gramEnd"/>
+            <w:r>
+              <w:rPr>
+                <w:rFonts w:ascii="Times New Roman" w:eastAsiaTheme="minorEastAsia" w:hAnsi="Times New Roman" w:cs="Times New Roman"/>
+                <w:sz w:val="16"/>
+                <w:szCs w:val="16"/>
+              </w:rPr>
+              <w:t>_disease_cn</w:t>
             </w:r>
             <w:proofErr w:type="spellEnd"/>
             <w:r>
@@ -12451,13 +13132,23 @@
               <w:t xml:space="preserve">{%p for b in </w:t>
             </w:r>
             <w:proofErr w:type="spellStart"/>
-            <w:r>
-              <w:rPr>
-                <w:rFonts w:ascii="Times New Roman" w:eastAsiaTheme="minorEastAsia" w:hAnsi="Times New Roman" w:cs="Times New Roman"/>
-                <w:sz w:val="16"/>
-                <w:szCs w:val="16"/>
-              </w:rPr>
-              <w:t>a.adaptation_disease_cn</w:t>
+            <w:proofErr w:type="gramStart"/>
+            <w:r>
+              <w:rPr>
+                <w:rFonts w:ascii="Times New Roman" w:eastAsiaTheme="minorEastAsia" w:hAnsi="Times New Roman" w:cs="Times New Roman"/>
+                <w:sz w:val="16"/>
+                <w:szCs w:val="16"/>
+              </w:rPr>
+              <w:t>a.adaptation</w:t>
+            </w:r>
+            <w:proofErr w:type="gramEnd"/>
+            <w:r>
+              <w:rPr>
+                <w:rFonts w:ascii="Times New Roman" w:eastAsiaTheme="minorEastAsia" w:hAnsi="Times New Roman" w:cs="Times New Roman"/>
+                <w:sz w:val="16"/>
+                <w:szCs w:val="16"/>
+              </w:rPr>
+              <w:t>_disease_cn</w:t>
             </w:r>
             <w:proofErr w:type="spellEnd"/>
             <w:r>
@@ -13430,8 +14121,20 @@
                 <w:sz w:val="18"/>
                 <w:szCs w:val="18"/>
               </w:rPr>
-              <w:t>样本质控标准</w:t>
-            </w:r>
+              <w:t>样本质</w:t>
+            </w:r>
+            <w:proofErr w:type="gramStart"/>
+            <w:r>
+              <w:rPr>
+                <w:rFonts w:ascii="Times New Roman" w:eastAsiaTheme="minorEastAsia" w:hAnsi="Times New Roman" w:cs="Times New Roman"/>
+                <w:b/>
+                <w:bCs/>
+                <w:sz w:val="18"/>
+                <w:szCs w:val="18"/>
+              </w:rPr>
+              <w:t>控标准</w:t>
+            </w:r>
+            <w:proofErr w:type="gramEnd"/>
           </w:p>
         </w:tc>
       </w:tr>
@@ -13607,7 +14310,25 @@
                 <w:sz w:val="16"/>
                 <w:szCs w:val="16"/>
               </w:rPr>
-              <w:t xml:space="preserve"> and lib_quality_control.lib_dna_qc.dna_qty%}{{lib_quality_control.lib_dna_qc.dna_qty|replace(“.00”,””)}}{%else%}{%endif%}</w:t>
+              <w:t xml:space="preserve"> and lib_quality_control.lib_dna_qc.dna_qty</w:t>
+            </w:r>
+            <w:proofErr w:type="gramStart"/>
+            <w:r>
+              <w:rPr>
+                <w:rFonts w:ascii="Times New Roman" w:eastAsiaTheme="minorEastAsia" w:hAnsi="Times New Roman" w:cs="Times New Roman"/>
+                <w:sz w:val="16"/>
+                <w:szCs w:val="16"/>
+              </w:rPr>
+              <w:t>%}{</w:t>
+            </w:r>
+            <w:proofErr w:type="gramEnd"/>
+            <w:r>
+              <w:rPr>
+                <w:rFonts w:ascii="Times New Roman" w:eastAsiaTheme="minorEastAsia" w:hAnsi="Times New Roman" w:cs="Times New Roman"/>
+                <w:sz w:val="16"/>
+                <w:szCs w:val="16"/>
+              </w:rPr>
+              <w:t>{lib_quality_control.lib_dna_qc.dna_qty|replace(“.00”,””)}}{%else%}{%endif%}</w:t>
             </w:r>
           </w:p>
         </w:tc>
@@ -13792,7 +14513,25 @@
                 <w:sz w:val="16"/>
                 <w:szCs w:val="16"/>
               </w:rPr>
-              <w:t xml:space="preserve"> and lib_quality_control.lib_dna_qc.library_qty%}{{lib_quality_control.lib_dna_qc.library_qty|replace(“.00”,””)}}{%else%}{%endif%}</w:t>
+              <w:t xml:space="preserve"> and lib_quality_control.lib_dna_</w:t>
+            </w:r>
+            <w:proofErr w:type="gramStart"/>
+            <w:r>
+              <w:rPr>
+                <w:rFonts w:ascii="Times New Roman" w:eastAsiaTheme="minorEastAsia" w:hAnsi="Times New Roman" w:cs="Times New Roman"/>
+                <w:sz w:val="16"/>
+                <w:szCs w:val="16"/>
+              </w:rPr>
+              <w:t>qc.library</w:t>
+            </w:r>
+            <w:proofErr w:type="gramEnd"/>
+            <w:r>
+              <w:rPr>
+                <w:rFonts w:ascii="Times New Roman" w:eastAsiaTheme="minorEastAsia" w:hAnsi="Times New Roman" w:cs="Times New Roman"/>
+                <w:sz w:val="16"/>
+                <w:szCs w:val="16"/>
+              </w:rPr>
+              <w:t>_qty%}{{lib_quality_control.lib_dna_qc.library_qty|replace(“.00”,””)}}{%else%}{%endif%}</w:t>
             </w:r>
           </w:p>
         </w:tc>
@@ -13932,6 +14671,7 @@
               <w:right w:val="single" w:sz="4" w:space="0" w:color="auto"/>
             </w:tcBorders>
             <w:shd w:val="clear" w:color="auto" w:fill="FFFFFF"/>
+            <w:vAlign w:val="center"/>
           </w:tcPr>
           <w:p>
             <w:pPr>
@@ -14098,6 +14838,7 @@
               <w:right w:val="single" w:sz="4" w:space="0" w:color="auto"/>
             </w:tcBorders>
             <w:shd w:val="clear" w:color="auto" w:fill="FFFFFF"/>
+            <w:vAlign w:val="center"/>
           </w:tcPr>
           <w:p>
             <w:pPr>
@@ -14282,6 +15023,7 @@
               <w:right w:val="single" w:sz="4" w:space="0" w:color="auto"/>
             </w:tcBorders>
             <w:shd w:val="clear" w:color="auto" w:fill="FFFFFF"/>
+            <w:vAlign w:val="center"/>
           </w:tcPr>
           <w:p>
             <w:pPr>
@@ -14312,7 +15054,25 @@
                 <w:sz w:val="16"/>
                 <w:szCs w:val="16"/>
               </w:rPr>
-              <w:t>qc.dna_data_qc.cover_ratio</w:t>
+              <w:t>qc.dna_data_</w:t>
+            </w:r>
+            <w:proofErr w:type="gramStart"/>
+            <w:r>
+              <w:rPr>
+                <w:rFonts w:ascii="Times New Roman" w:eastAsiaTheme="minorEastAsia" w:hAnsi="Times New Roman" w:cs="Times New Roman"/>
+                <w:sz w:val="16"/>
+                <w:szCs w:val="16"/>
+              </w:rPr>
+              <w:t>qc.cover</w:t>
+            </w:r>
+            <w:proofErr w:type="gramEnd"/>
+            <w:r>
+              <w:rPr>
+                <w:rFonts w:ascii="Times New Roman" w:eastAsiaTheme="minorEastAsia" w:hAnsi="Times New Roman" w:cs="Times New Roman"/>
+                <w:sz w:val="16"/>
+                <w:szCs w:val="16"/>
+              </w:rPr>
+              <w:t>_ratio</w:t>
             </w:r>
             <w:proofErr w:type="spellEnd"/>
             <w:r>
@@ -14365,7 +15125,7 @@
                 <w:sz w:val="16"/>
                 <w:szCs w:val="16"/>
               </w:rPr>
-              <w:t>％</w:t>
+              <w:t>%</w:t>
             </w:r>
           </w:p>
         </w:tc>
@@ -14433,7 +15193,25 @@
                 <w:sz w:val="16"/>
                 <w:szCs w:val="16"/>
               </w:rPr>
-              <w:t>均一性</w:t>
+              <w:t>均</w:t>
+            </w:r>
+            <w:proofErr w:type="gramStart"/>
+            <w:r>
+              <w:rPr>
+                <w:rFonts w:ascii="Times New Roman" w:eastAsiaTheme="minorEastAsia" w:hAnsi="Times New Roman" w:cs="Times New Roman"/>
+                <w:sz w:val="16"/>
+                <w:szCs w:val="16"/>
+              </w:rPr>
+              <w:t>一</w:t>
+            </w:r>
+            <w:proofErr w:type="gramEnd"/>
+            <w:r>
+              <w:rPr>
+                <w:rFonts w:ascii="Times New Roman" w:eastAsiaTheme="minorEastAsia" w:hAnsi="Times New Roman" w:cs="Times New Roman"/>
+                <w:sz w:val="16"/>
+                <w:szCs w:val="16"/>
+              </w:rPr>
+              <w:t>性</w:t>
             </w:r>
             <w:r>
               <w:rPr>
@@ -14456,6 +15234,7 @@
               <w:right w:val="single" w:sz="4" w:space="0" w:color="auto"/>
             </w:tcBorders>
             <w:shd w:val="clear" w:color="auto" w:fill="FFFFFF"/>
+            <w:vAlign w:val="center"/>
           </w:tcPr>
           <w:p>
             <w:pPr>
@@ -14477,7 +15256,25 @@
                 <w:sz w:val="16"/>
                 <w:szCs w:val="16"/>
               </w:rPr>
-              <w:t>{{qc.dna_data_qc.uni20}}</w:t>
+              <w:t>{{qc.dna_data_</w:t>
+            </w:r>
+            <w:proofErr w:type="gramStart"/>
+            <w:r>
+              <w:rPr>
+                <w:rFonts w:ascii="Times New Roman" w:eastAsiaTheme="minorEastAsia" w:hAnsi="Times New Roman" w:cs="Times New Roman"/>
+                <w:sz w:val="16"/>
+                <w:szCs w:val="16"/>
+              </w:rPr>
+              <w:t>qc.uni</w:t>
+            </w:r>
+            <w:proofErr w:type="gramEnd"/>
+            <w:r>
+              <w:rPr>
+                <w:rFonts w:ascii="Times New Roman" w:eastAsiaTheme="minorEastAsia" w:hAnsi="Times New Roman" w:cs="Times New Roman"/>
+                <w:sz w:val="16"/>
+                <w:szCs w:val="16"/>
+              </w:rPr>
+              <w:t>20}}</w:t>
             </w:r>
           </w:p>
         </w:tc>
@@ -14604,6 +15401,7 @@
               <w:right w:val="single" w:sz="4" w:space="0" w:color="auto"/>
             </w:tcBorders>
             <w:shd w:val="clear" w:color="auto" w:fill="FFFFFF"/>
+            <w:vAlign w:val="center"/>
           </w:tcPr>
           <w:p>
             <w:pPr>
@@ -14634,7 +15432,25 @@
                 <w:sz w:val="16"/>
                 <w:szCs w:val="16"/>
               </w:rPr>
-              <w:t>qc.dna_data_qc.depth_mean|replace</w:t>
+              <w:t>qc.dna_data_</w:t>
+            </w:r>
+            <w:proofErr w:type="gramStart"/>
+            <w:r>
+              <w:rPr>
+                <w:rFonts w:ascii="Times New Roman" w:eastAsiaTheme="minorEastAsia" w:hAnsi="Times New Roman" w:cs="Times New Roman"/>
+                <w:sz w:val="16"/>
+                <w:szCs w:val="16"/>
+              </w:rPr>
+              <w:t>qc.depth</w:t>
+            </w:r>
+            <w:proofErr w:type="gramEnd"/>
+            <w:r>
+              <w:rPr>
+                <w:rFonts w:ascii="Times New Roman" w:eastAsiaTheme="minorEastAsia" w:hAnsi="Times New Roman" w:cs="Times New Roman"/>
+                <w:sz w:val="16"/>
+                <w:szCs w:val="16"/>
+              </w:rPr>
+              <w:t>_mean|replace</w:t>
             </w:r>
             <w:proofErr w:type="spellEnd"/>
             <w:r>
@@ -14770,6 +15586,7 @@
               <w:right w:val="single" w:sz="4" w:space="0" w:color="auto"/>
             </w:tcBorders>
             <w:shd w:val="clear" w:color="auto" w:fill="FFFFFF"/>
+            <w:vAlign w:val="center"/>
           </w:tcPr>
           <w:p>
             <w:pPr>
@@ -14800,7 +15617,25 @@
                 <w:sz w:val="16"/>
                 <w:szCs w:val="16"/>
               </w:rPr>
-              <w:t>qc.dna_data_qc.depth_min|replace</w:t>
+              <w:t>qc.dna_data_</w:t>
+            </w:r>
+            <w:proofErr w:type="gramStart"/>
+            <w:r>
+              <w:rPr>
+                <w:rFonts w:ascii="Times New Roman" w:eastAsiaTheme="minorEastAsia" w:hAnsi="Times New Roman" w:cs="Times New Roman"/>
+                <w:sz w:val="16"/>
+                <w:szCs w:val="16"/>
+              </w:rPr>
+              <w:t>qc.depth</w:t>
+            </w:r>
+            <w:proofErr w:type="gramEnd"/>
+            <w:r>
+              <w:rPr>
+                <w:rFonts w:ascii="Times New Roman" w:eastAsiaTheme="minorEastAsia" w:hAnsi="Times New Roman" w:cs="Times New Roman"/>
+                <w:sz w:val="16"/>
+                <w:szCs w:val="16"/>
+              </w:rPr>
+              <w:t>_min|replace</w:t>
             </w:r>
             <w:proofErr w:type="spellEnd"/>
             <w:r>
@@ -14937,7 +15772,29 @@
                 <w:sz w:val="18"/>
                 <w:szCs w:val="18"/>
               </w:rPr>
-              <w:t xml:space="preserve">{%p if qc.dna_data_qc.cleandata_q30_num&gt;=0.75 and </w:t>
+              <w:t>{%p if qc.dna_data_</w:t>
+            </w:r>
+            <w:proofErr w:type="gramStart"/>
+            <w:r>
+              <w:rPr>
+                <w:rFonts w:ascii="Times New Roman" w:eastAsiaTheme="minorEastAsia" w:hAnsi="Times New Roman" w:cs="Times New Roman"/>
+                <w:b/>
+                <w:bCs/>
+                <w:sz w:val="18"/>
+                <w:szCs w:val="18"/>
+              </w:rPr>
+              <w:t>qc.cleandata</w:t>
+            </w:r>
+            <w:proofErr w:type="gramEnd"/>
+            <w:r>
+              <w:rPr>
+                <w:rFonts w:ascii="Times New Roman" w:eastAsiaTheme="minorEastAsia" w:hAnsi="Times New Roman" w:cs="Times New Roman"/>
+                <w:b/>
+                <w:bCs/>
+                <w:sz w:val="18"/>
+                <w:szCs w:val="18"/>
+              </w:rPr>
+              <w:t xml:space="preserve">_q30_num&gt;=0.75 and </w:t>
             </w:r>
             <w:proofErr w:type="spellStart"/>
             <w:r>
@@ -15060,7 +15917,29 @@
                 <w:sz w:val="18"/>
                 <w:szCs w:val="18"/>
               </w:rPr>
-              <w:t>lib_quality_control.lib_dna_qc.library_qty</w:t>
+              <w:t>lib_quality_control.lib_dna_</w:t>
+            </w:r>
+            <w:proofErr w:type="gramStart"/>
+            <w:r>
+              <w:rPr>
+                <w:rFonts w:ascii="Times New Roman" w:eastAsiaTheme="minorEastAsia" w:hAnsi="Times New Roman" w:cs="Times New Roman"/>
+                <w:b/>
+                <w:bCs/>
+                <w:sz w:val="18"/>
+                <w:szCs w:val="18"/>
+              </w:rPr>
+              <w:t>qc.library</w:t>
+            </w:r>
+            <w:proofErr w:type="gramEnd"/>
+            <w:r>
+              <w:rPr>
+                <w:rFonts w:ascii="Times New Roman" w:eastAsiaTheme="minorEastAsia" w:hAnsi="Times New Roman" w:cs="Times New Roman"/>
+                <w:b/>
+                <w:bCs/>
+                <w:sz w:val="18"/>
+                <w:szCs w:val="18"/>
+              </w:rPr>
+              <w:t>_qty</w:t>
             </w:r>
             <w:proofErr w:type="spellEnd"/>
             <w:r>
@@ -15227,7 +16106,29 @@
                 <w:sz w:val="18"/>
                 <w:szCs w:val="18"/>
               </w:rPr>
-              <w:t>合格（质控项有缺失，请补齐数据后自行评估）</w:t>
+              <w:t>合格（</w:t>
+            </w:r>
+            <w:proofErr w:type="gramStart"/>
+            <w:r>
+              <w:rPr>
+                <w:rFonts w:ascii="Times New Roman" w:eastAsiaTheme="minorEastAsia" w:hAnsi="Times New Roman" w:cs="Times New Roman" w:hint="eastAsia"/>
+                <w:b/>
+                <w:bCs/>
+                <w:sz w:val="18"/>
+                <w:szCs w:val="18"/>
+              </w:rPr>
+              <w:t>质控项有</w:t>
+            </w:r>
+            <w:proofErr w:type="gramEnd"/>
+            <w:r>
+              <w:rPr>
+                <w:rFonts w:ascii="Times New Roman" w:eastAsiaTheme="minorEastAsia" w:hAnsi="Times New Roman" w:cs="Times New Roman" w:hint="eastAsia"/>
+                <w:b/>
+                <w:bCs/>
+                <w:sz w:val="18"/>
+                <w:szCs w:val="18"/>
+              </w:rPr>
+              <w:t>缺失，请补齐数据后自行评估）</w:t>
             </w:r>
           </w:p>
           <w:p>
@@ -15540,7 +16441,25 @@
           <w:sz w:val="16"/>
           <w:szCs w:val="16"/>
         </w:rPr>
-        <w:t>覆盖度：检测到的区域占目标区域的比例；</w:t>
+        <w:t>覆盖度：检测到的区域</w:t>
+      </w:r>
+      <w:proofErr w:type="gramStart"/>
+      <w:r>
+        <w:rPr>
+          <w:rFonts w:ascii="Times New Roman" w:eastAsiaTheme="minorEastAsia" w:hAnsi="Times New Roman" w:cs="Times New Roman"/>
+          <w:sz w:val="16"/>
+          <w:szCs w:val="16"/>
+        </w:rPr>
+        <w:t>占目标</w:t>
+      </w:r>
+      <w:proofErr w:type="gramEnd"/>
+      <w:r>
+        <w:rPr>
+          <w:rFonts w:ascii="Times New Roman" w:eastAsiaTheme="minorEastAsia" w:hAnsi="Times New Roman" w:cs="Times New Roman"/>
+          <w:sz w:val="16"/>
+          <w:szCs w:val="16"/>
+        </w:rPr>
+        <w:t>区域的比例；</w:t>
       </w:r>
     </w:p>
     <w:p>
@@ -15562,7 +16481,25 @@
           <w:sz w:val="16"/>
           <w:szCs w:val="16"/>
         </w:rPr>
-        <w:t>均一性：整体目标区域中，测序深度超过平均深度</w:t>
+        <w:t>均</w:t>
+      </w:r>
+      <w:proofErr w:type="gramStart"/>
+      <w:r>
+        <w:rPr>
+          <w:rFonts w:ascii="Times New Roman" w:eastAsiaTheme="minorEastAsia" w:hAnsi="Times New Roman" w:cs="Times New Roman"/>
+          <w:sz w:val="16"/>
+          <w:szCs w:val="16"/>
+        </w:rPr>
+        <w:t>一</w:t>
+      </w:r>
+      <w:proofErr w:type="gramEnd"/>
+      <w:r>
+        <w:rPr>
+          <w:rFonts w:ascii="Times New Roman" w:eastAsiaTheme="minorEastAsia" w:hAnsi="Times New Roman" w:cs="Times New Roman"/>
+          <w:sz w:val="16"/>
+          <w:szCs w:val="16"/>
+        </w:rPr>
+        <w:t>性：整体目标区域中，测序深度超过平均深度</w:t>
       </w:r>
       <w:r>
         <w:rPr>
@@ -16324,7 +17261,25 @@
                 <w:sz w:val="16"/>
                 <w:szCs w:val="16"/>
               </w:rPr>
-              <w:t>基因各种类型的突变，在低危人群和普通人群妇女中血液中也发现了</w:t>
+              <w:t>基因各种类型的突变，</w:t>
+            </w:r>
+            <w:proofErr w:type="gramStart"/>
+            <w:r>
+              <w:rPr>
+                <w:rFonts w:ascii="Times New Roman" w:eastAsiaTheme="minorEastAsia" w:hAnsi="Times New Roman" w:cs="Times New Roman"/>
+                <w:sz w:val="16"/>
+                <w:szCs w:val="16"/>
+              </w:rPr>
+              <w:t>在低危人群</w:t>
+            </w:r>
+            <w:proofErr w:type="gramEnd"/>
+            <w:r>
+              <w:rPr>
+                <w:rFonts w:ascii="Times New Roman" w:eastAsiaTheme="minorEastAsia" w:hAnsi="Times New Roman" w:cs="Times New Roman"/>
+                <w:sz w:val="16"/>
+                <w:szCs w:val="16"/>
+              </w:rPr>
+              <w:t>和普通人群妇女中血液中也发现了</w:t>
             </w:r>
             <w:r>
               <w:rPr>
@@ -17707,7 +18662,25 @@
                 <w:sz w:val="15"/>
                 <w:szCs w:val="15"/>
               </w:rPr>
-              <w:t>NCCN Clinical Practice Guidelines in Oncology-Genetic/Familial High-Risk Assessment: Breast, Ovarian, and Pancreatic. (version 2.2024)[EB/OL]. http://www.nccn.org</w:t>
+              <w:t xml:space="preserve">NCCN Clinical Practice Guidelines in Oncology-Genetic/Familial High-Risk Assessment: Breast, Ovarian, and Pancreatic. (version </w:t>
+            </w:r>
+            <w:proofErr w:type="gramStart"/>
+            <w:r>
+              <w:rPr>
+                <w:rFonts w:ascii="Times New Roman" w:eastAsiaTheme="minorEastAsia" w:hAnsi="Times New Roman" w:cs="Times New Roman"/>
+                <w:sz w:val="15"/>
+                <w:szCs w:val="15"/>
+              </w:rPr>
+              <w:t>2.2024)[</w:t>
+            </w:r>
+            <w:proofErr w:type="gramEnd"/>
+            <w:r>
+              <w:rPr>
+                <w:rFonts w:ascii="Times New Roman" w:eastAsiaTheme="minorEastAsia" w:hAnsi="Times New Roman" w:cs="Times New Roman"/>
+                <w:sz w:val="15"/>
+                <w:szCs w:val="15"/>
+              </w:rPr>
+              <w:t>EB/OL]. http://www.nccn.org</w:t>
             </w:r>
           </w:p>
           <w:p>
@@ -17731,7 +18704,25 @@
                 <w:sz w:val="15"/>
                 <w:szCs w:val="15"/>
               </w:rPr>
-              <w:t>NCCN Clinical Practice Guidelines in Oncology-Breast Cancer Risk Reduction. (version 1.2024)[EB/OL]. http://www.nccn.org</w:t>
+              <w:t xml:space="preserve">NCCN Clinical Practice Guidelines in Oncology-Breast Cancer Risk Reduction. (version </w:t>
+            </w:r>
+            <w:proofErr w:type="gramStart"/>
+            <w:r>
+              <w:rPr>
+                <w:rFonts w:ascii="Times New Roman" w:eastAsiaTheme="minorEastAsia" w:hAnsi="Times New Roman" w:cs="Times New Roman"/>
+                <w:sz w:val="15"/>
+                <w:szCs w:val="15"/>
+              </w:rPr>
+              <w:t>1.2024)[</w:t>
+            </w:r>
+            <w:proofErr w:type="gramEnd"/>
+            <w:r>
+              <w:rPr>
+                <w:rFonts w:ascii="Times New Roman" w:eastAsiaTheme="minorEastAsia" w:hAnsi="Times New Roman" w:cs="Times New Roman"/>
+                <w:sz w:val="15"/>
+                <w:szCs w:val="15"/>
+              </w:rPr>
+              <w:t>EB/OL]. http://www.nccn.org</w:t>
             </w:r>
           </w:p>
           <w:p>
@@ -17755,7 +18746,25 @@
                 <w:sz w:val="15"/>
                 <w:szCs w:val="15"/>
               </w:rPr>
-              <w:t>NCCN Clinical Practice Guidelines in Oncology-Ovarian Cancer Including Fallopian Tube Cancer and Primary Peritoneal Cancer. (version 2.2023)[EB/OL]. http://www.nccn.org</w:t>
+              <w:t xml:space="preserve">NCCN Clinical Practice Guidelines in Oncology-Ovarian Cancer Including Fallopian Tube Cancer and Primary Peritoneal Cancer. (version </w:t>
+            </w:r>
+            <w:proofErr w:type="gramStart"/>
+            <w:r>
+              <w:rPr>
+                <w:rFonts w:ascii="Times New Roman" w:eastAsiaTheme="minorEastAsia" w:hAnsi="Times New Roman" w:cs="Times New Roman"/>
+                <w:sz w:val="15"/>
+                <w:szCs w:val="15"/>
+              </w:rPr>
+              <w:t>2.2023)[</w:t>
+            </w:r>
+            <w:proofErr w:type="gramEnd"/>
+            <w:r>
+              <w:rPr>
+                <w:rFonts w:ascii="Times New Roman" w:eastAsiaTheme="minorEastAsia" w:hAnsi="Times New Roman" w:cs="Times New Roman"/>
+                <w:sz w:val="15"/>
+                <w:szCs w:val="15"/>
+              </w:rPr>
+              <w:t>EB/OL]. http://www.nccn.org</w:t>
             </w:r>
           </w:p>
           <w:p>
@@ -17779,7 +18788,25 @@
                 <w:sz w:val="15"/>
                 <w:szCs w:val="15"/>
               </w:rPr>
-              <w:t>NCCN Clinical Practice Guidelines in Oncology-Breast Cancer. (version 4.2023)[EB/OL]. http://www.nccn.org</w:t>
+              <w:t xml:space="preserve">NCCN Clinical Practice Guidelines in Oncology-Breast Cancer. (version </w:t>
+            </w:r>
+            <w:proofErr w:type="gramStart"/>
+            <w:r>
+              <w:rPr>
+                <w:rFonts w:ascii="Times New Roman" w:eastAsiaTheme="minorEastAsia" w:hAnsi="Times New Roman" w:cs="Times New Roman"/>
+                <w:sz w:val="15"/>
+                <w:szCs w:val="15"/>
+              </w:rPr>
+              <w:t>4.2023)[</w:t>
+            </w:r>
+            <w:proofErr w:type="gramEnd"/>
+            <w:r>
+              <w:rPr>
+                <w:rFonts w:ascii="Times New Roman" w:eastAsiaTheme="minorEastAsia" w:hAnsi="Times New Roman" w:cs="Times New Roman"/>
+                <w:sz w:val="15"/>
+                <w:szCs w:val="15"/>
+              </w:rPr>
+              <w:t>EB/OL]. http://www.nccn.org</w:t>
             </w:r>
           </w:p>
           <w:p>
@@ -17917,6 +18944,7 @@
               </w:rPr>
               <w:t xml:space="preserve">, </w:t>
             </w:r>
+            <w:proofErr w:type="gramStart"/>
             <w:r>
               <w:rPr>
                 <w:rFonts w:ascii="Times New Roman" w:eastAsiaTheme="minorEastAsia" w:hAnsi="Times New Roman" w:cs="Times New Roman"/>
@@ -17925,6 +18953,7 @@
               </w:rPr>
               <w:t>傅松滨</w:t>
             </w:r>
+            <w:proofErr w:type="gramEnd"/>
             <w:r>
               <w:rPr>
                 <w:rFonts w:ascii="Times New Roman" w:eastAsiaTheme="minorEastAsia" w:hAnsi="Times New Roman" w:cs="Times New Roman"/>
@@ -17965,6 +18994,7 @@
               </w:rPr>
               <w:t xml:space="preserve">, </w:t>
             </w:r>
+            <w:proofErr w:type="gramStart"/>
             <w:r>
               <w:rPr>
                 <w:rFonts w:ascii="Times New Roman" w:eastAsiaTheme="minorEastAsia" w:hAnsi="Times New Roman" w:cs="Times New Roman"/>
@@ -17973,6 +19003,7 @@
               </w:rPr>
               <w:t>黄国宁</w:t>
             </w:r>
+            <w:proofErr w:type="gramEnd"/>
             <w:r>
               <w:rPr>
                 <w:rFonts w:ascii="Times New Roman" w:eastAsiaTheme="minorEastAsia" w:hAnsi="Times New Roman" w:cs="Times New Roman"/>
@@ -17981,6 +19012,7 @@
               </w:rPr>
               <w:t xml:space="preserve">, </w:t>
             </w:r>
+            <w:proofErr w:type="gramStart"/>
             <w:r>
               <w:rPr>
                 <w:rFonts w:ascii="Times New Roman" w:eastAsiaTheme="minorEastAsia" w:hAnsi="Times New Roman" w:cs="Times New Roman"/>
@@ -17989,6 +19021,7 @@
               </w:rPr>
               <w:t>黄荷凤</w:t>
             </w:r>
+            <w:proofErr w:type="gramEnd"/>
             <w:r>
               <w:rPr>
                 <w:rFonts w:ascii="Times New Roman" w:eastAsiaTheme="minorEastAsia" w:hAnsi="Times New Roman" w:cs="Times New Roman"/>
@@ -18093,6 +19126,7 @@
               </w:rPr>
               <w:t xml:space="preserve">, </w:t>
             </w:r>
+            <w:proofErr w:type="gramStart"/>
             <w:r>
               <w:rPr>
                 <w:rFonts w:ascii="Times New Roman" w:eastAsiaTheme="minorEastAsia" w:hAnsi="Times New Roman" w:cs="Times New Roman"/>
@@ -18101,6 +19135,7 @@
               </w:rPr>
               <w:t>乔杰</w:t>
             </w:r>
+            <w:proofErr w:type="gramEnd"/>
             <w:r>
               <w:rPr>
                 <w:rFonts w:ascii="Times New Roman" w:eastAsiaTheme="minorEastAsia" w:hAnsi="Times New Roman" w:cs="Times New Roman"/>
@@ -18109,6 +19144,7 @@
               </w:rPr>
               <w:t xml:space="preserve">, </w:t>
             </w:r>
+            <w:proofErr w:type="gramStart"/>
             <w:r>
               <w:rPr>
                 <w:rFonts w:ascii="Times New Roman" w:eastAsiaTheme="minorEastAsia" w:hAnsi="Times New Roman" w:cs="Times New Roman"/>
@@ -18117,6 +19153,7 @@
               </w:rPr>
               <w:t>苏海翔</w:t>
             </w:r>
+            <w:proofErr w:type="gramEnd"/>
             <w:r>
               <w:rPr>
                 <w:rFonts w:ascii="Times New Roman" w:eastAsiaTheme="minorEastAsia" w:hAnsi="Times New Roman" w:cs="Times New Roman"/>
@@ -18275,23 +19312,25 @@
                 <w:sz w:val="15"/>
                 <w:szCs w:val="15"/>
               </w:rPr>
-              <w:t>周文浩</w:t>
-            </w:r>
+              <w:t>周文</w:t>
+            </w:r>
+            <w:proofErr w:type="gramStart"/>
             <w:r>
               <w:rPr>
                 <w:rFonts w:ascii="Times New Roman" w:eastAsiaTheme="minorEastAsia" w:hAnsi="Times New Roman" w:cs="Times New Roman"/>
                 <w:sz w:val="15"/>
                 <w:szCs w:val="15"/>
               </w:rPr>
-              <w:t xml:space="preserve">, </w:t>
-            </w:r>
+              <w:t>浩</w:t>
+            </w:r>
+            <w:proofErr w:type="gramEnd"/>
             <w:r>
               <w:rPr>
                 <w:rFonts w:ascii="Times New Roman" w:eastAsiaTheme="minorEastAsia" w:hAnsi="Times New Roman" w:cs="Times New Roman"/>
                 <w:sz w:val="15"/>
                 <w:szCs w:val="15"/>
               </w:rPr>
-              <w:t>曾勇</w:t>
+              <w:t xml:space="preserve">, </w:t>
             </w:r>
             <w:r>
               <w:rPr>
@@ -18299,7 +19338,7 @@
                 <w:sz w:val="15"/>
                 <w:szCs w:val="15"/>
               </w:rPr>
-              <w:t xml:space="preserve">, </w:t>
+              <w:t>曾勇</w:t>
             </w:r>
             <w:r>
               <w:rPr>
@@ -18307,7 +19346,7 @@
                 <w:sz w:val="15"/>
                 <w:szCs w:val="15"/>
               </w:rPr>
-              <w:t>张学军</w:t>
+              <w:t xml:space="preserve">, </w:t>
             </w:r>
             <w:r>
               <w:rPr>
@@ -18315,7 +19354,7 @@
                 <w:sz w:val="15"/>
                 <w:szCs w:val="15"/>
               </w:rPr>
-              <w:t xml:space="preserve">, </w:t>
+              <w:t>张学军</w:t>
             </w:r>
             <w:r>
               <w:rPr>
@@ -18323,23 +19362,25 @@
                 <w:sz w:val="15"/>
                 <w:szCs w:val="15"/>
               </w:rPr>
-              <w:t>黄涛生</w:t>
-            </w:r>
+              <w:t xml:space="preserve">, </w:t>
+            </w:r>
+            <w:proofErr w:type="gramStart"/>
             <w:r>
               <w:rPr>
                 <w:rFonts w:ascii="Times New Roman" w:eastAsiaTheme="minorEastAsia" w:hAnsi="Times New Roman" w:cs="Times New Roman"/>
                 <w:sz w:val="15"/>
                 <w:szCs w:val="15"/>
               </w:rPr>
-              <w:t xml:space="preserve">, </w:t>
-            </w:r>
+              <w:t>黄涛生</w:t>
+            </w:r>
+            <w:proofErr w:type="gramEnd"/>
             <w:r>
               <w:rPr>
                 <w:rFonts w:ascii="Times New Roman" w:eastAsiaTheme="minorEastAsia" w:hAnsi="Times New Roman" w:cs="Times New Roman"/>
                 <w:sz w:val="15"/>
                 <w:szCs w:val="15"/>
               </w:rPr>
-              <w:t>郑茜</w:t>
+              <w:t xml:space="preserve">, </w:t>
             </w:r>
             <w:r>
               <w:rPr>
@@ -18347,7 +19388,7 @@
                 <w:sz w:val="15"/>
                 <w:szCs w:val="15"/>
               </w:rPr>
-              <w:t xml:space="preserve">, </w:t>
+              <w:t>郑茜</w:t>
             </w:r>
             <w:r>
               <w:rPr>
@@ -18355,23 +19396,25 @@
                 <w:sz w:val="15"/>
                 <w:szCs w:val="15"/>
               </w:rPr>
-              <w:t>秦胜营</w:t>
-            </w:r>
+              <w:t xml:space="preserve">, </w:t>
+            </w:r>
+            <w:proofErr w:type="gramStart"/>
             <w:r>
               <w:rPr>
                 <w:rFonts w:ascii="Times New Roman" w:eastAsiaTheme="minorEastAsia" w:hAnsi="Times New Roman" w:cs="Times New Roman"/>
                 <w:sz w:val="15"/>
                 <w:szCs w:val="15"/>
               </w:rPr>
-              <w:t xml:space="preserve">, </w:t>
-            </w:r>
+              <w:t>秦胜营</w:t>
+            </w:r>
+            <w:proofErr w:type="gramEnd"/>
             <w:r>
               <w:rPr>
                 <w:rFonts w:ascii="Times New Roman" w:eastAsiaTheme="minorEastAsia" w:hAnsi="Times New Roman" w:cs="Times New Roman"/>
                 <w:sz w:val="15"/>
                 <w:szCs w:val="15"/>
               </w:rPr>
-              <w:t>于世辉</w:t>
+              <w:t xml:space="preserve">, </w:t>
             </w:r>
             <w:r>
               <w:rPr>
@@ -18379,23 +19422,25 @@
                 <w:sz w:val="15"/>
                 <w:szCs w:val="15"/>
               </w:rPr>
-              <w:t xml:space="preserve">, </w:t>
-            </w:r>
+              <w:t>于</w:t>
+            </w:r>
+            <w:proofErr w:type="gramStart"/>
             <w:r>
               <w:rPr>
                 <w:rFonts w:ascii="Times New Roman" w:eastAsiaTheme="minorEastAsia" w:hAnsi="Times New Roman" w:cs="Times New Roman"/>
                 <w:sz w:val="15"/>
                 <w:szCs w:val="15"/>
               </w:rPr>
-              <w:t>关静</w:t>
-            </w:r>
+              <w:t>世</w:t>
+            </w:r>
+            <w:proofErr w:type="gramEnd"/>
             <w:r>
               <w:rPr>
                 <w:rFonts w:ascii="Times New Roman" w:eastAsiaTheme="minorEastAsia" w:hAnsi="Times New Roman" w:cs="Times New Roman"/>
                 <w:sz w:val="15"/>
                 <w:szCs w:val="15"/>
               </w:rPr>
-              <w:t xml:space="preserve">, </w:t>
+              <w:t>辉</w:t>
             </w:r>
             <w:r>
               <w:rPr>
@@ -18403,7 +19448,7 @@
                 <w:sz w:val="15"/>
                 <w:szCs w:val="15"/>
               </w:rPr>
-              <w:t>王洪阳</w:t>
+              <w:t xml:space="preserve">, </w:t>
             </w:r>
             <w:r>
               <w:rPr>
@@ -18411,7 +19456,7 @@
                 <w:sz w:val="15"/>
                 <w:szCs w:val="15"/>
               </w:rPr>
-              <w:t xml:space="preserve">, </w:t>
+              <w:t>关静</w:t>
             </w:r>
             <w:r>
               <w:rPr>
@@ -18419,7 +19464,7 @@
                 <w:sz w:val="15"/>
                 <w:szCs w:val="15"/>
               </w:rPr>
-              <w:t>王大勇</w:t>
+              <w:t xml:space="preserve">, </w:t>
             </w:r>
             <w:r>
               <w:rPr>
@@ -18427,7 +19472,7 @@
                 <w:sz w:val="15"/>
                 <w:szCs w:val="15"/>
               </w:rPr>
-              <w:t xml:space="preserve">, </w:t>
+              <w:t>王洪阳</w:t>
             </w:r>
             <w:r>
               <w:rPr>
@@ -18435,7 +19480,7 @@
                 <w:sz w:val="15"/>
                 <w:szCs w:val="15"/>
               </w:rPr>
-              <w:t>赵立东</w:t>
+              <w:t xml:space="preserve">, </w:t>
             </w:r>
             <w:r>
               <w:rPr>
@@ -18443,7 +19488,7 @@
                 <w:sz w:val="15"/>
                 <w:szCs w:val="15"/>
               </w:rPr>
-              <w:t xml:space="preserve">, </w:t>
+              <w:t>王大勇</w:t>
             </w:r>
             <w:r>
               <w:rPr>
@@ -18451,7 +19496,7 @@
                 <w:sz w:val="15"/>
                 <w:szCs w:val="15"/>
               </w:rPr>
-              <w:t>王慧君</w:t>
+              <w:t xml:space="preserve">, </w:t>
             </w:r>
             <w:r>
               <w:rPr>
@@ -18459,7 +19504,7 @@
                 <w:sz w:val="15"/>
                 <w:szCs w:val="15"/>
               </w:rPr>
-              <w:t xml:space="preserve">, </w:t>
+              <w:t>赵立东</w:t>
             </w:r>
             <w:r>
               <w:rPr>
@@ -18467,7 +19512,7 @@
                 <w:sz w:val="15"/>
                 <w:szCs w:val="15"/>
               </w:rPr>
-              <w:t>孔令印</w:t>
+              <w:t xml:space="preserve">, </w:t>
             </w:r>
             <w:r>
               <w:rPr>
@@ -18475,7 +19520,7 @@
                 <w:sz w:val="15"/>
                 <w:szCs w:val="15"/>
               </w:rPr>
-              <w:t xml:space="preserve">, </w:t>
+              <w:t>王慧君</w:t>
             </w:r>
             <w:r>
               <w:rPr>
@@ -18483,23 +19528,25 @@
                 <w:sz w:val="15"/>
                 <w:szCs w:val="15"/>
               </w:rPr>
-              <w:t>宣黎明</w:t>
-            </w:r>
+              <w:t xml:space="preserve">, </w:t>
+            </w:r>
+            <w:proofErr w:type="gramStart"/>
             <w:r>
               <w:rPr>
                 <w:rFonts w:ascii="Times New Roman" w:eastAsiaTheme="minorEastAsia" w:hAnsi="Times New Roman" w:cs="Times New Roman"/>
                 <w:sz w:val="15"/>
                 <w:szCs w:val="15"/>
               </w:rPr>
-              <w:t xml:space="preserve">, </w:t>
-            </w:r>
+              <w:t>孔令印</w:t>
+            </w:r>
+            <w:proofErr w:type="gramEnd"/>
             <w:r>
               <w:rPr>
                 <w:rFonts w:ascii="Times New Roman" w:eastAsiaTheme="minorEastAsia" w:hAnsi="Times New Roman" w:cs="Times New Roman"/>
                 <w:sz w:val="15"/>
                 <w:szCs w:val="15"/>
               </w:rPr>
-              <w:t>冒燕</w:t>
+              <w:t xml:space="preserve">, </w:t>
             </w:r>
             <w:r>
               <w:rPr>
@@ -18507,7 +19554,7 @@
                 <w:sz w:val="15"/>
                 <w:szCs w:val="15"/>
               </w:rPr>
-              <w:t xml:space="preserve">, </w:t>
+              <w:t>宣黎明</w:t>
             </w:r>
             <w:r>
               <w:rPr>
@@ -18515,23 +19562,25 @@
                 <w:sz w:val="15"/>
                 <w:szCs w:val="15"/>
               </w:rPr>
-              <w:t>祝轶君</w:t>
-            </w:r>
+              <w:t xml:space="preserve">, </w:t>
+            </w:r>
+            <w:proofErr w:type="gramStart"/>
             <w:r>
               <w:rPr>
                 <w:rFonts w:ascii="Times New Roman" w:eastAsiaTheme="minorEastAsia" w:hAnsi="Times New Roman" w:cs="Times New Roman"/>
                 <w:sz w:val="15"/>
                 <w:szCs w:val="15"/>
               </w:rPr>
-              <w:t xml:space="preserve">, </w:t>
-            </w:r>
+              <w:t>冒燕</w:t>
+            </w:r>
+            <w:proofErr w:type="gramEnd"/>
             <w:r>
               <w:rPr>
                 <w:rFonts w:ascii="Times New Roman" w:eastAsiaTheme="minorEastAsia" w:hAnsi="Times New Roman" w:cs="Times New Roman"/>
                 <w:sz w:val="15"/>
                 <w:szCs w:val="15"/>
               </w:rPr>
-              <w:t>徐君玲</w:t>
+              <w:t xml:space="preserve">, </w:t>
             </w:r>
             <w:r>
               <w:rPr>
@@ -18539,7 +19588,7 @@
                 <w:sz w:val="15"/>
                 <w:szCs w:val="15"/>
               </w:rPr>
-              <w:t xml:space="preserve">, </w:t>
+              <w:t>祝轶君</w:t>
             </w:r>
             <w:r>
               <w:rPr>
@@ -18547,23 +19596,25 @@
                 <w:sz w:val="15"/>
                 <w:szCs w:val="15"/>
               </w:rPr>
-              <w:t>王剑青</w:t>
-            </w:r>
+              <w:t xml:space="preserve">, </w:t>
+            </w:r>
+            <w:proofErr w:type="gramStart"/>
             <w:r>
               <w:rPr>
                 <w:rFonts w:ascii="Times New Roman" w:eastAsiaTheme="minorEastAsia" w:hAnsi="Times New Roman" w:cs="Times New Roman"/>
                 <w:sz w:val="15"/>
                 <w:szCs w:val="15"/>
               </w:rPr>
-              <w:t xml:space="preserve">, </w:t>
-            </w:r>
+              <w:t>徐君玲</w:t>
+            </w:r>
+            <w:proofErr w:type="gramEnd"/>
             <w:r>
               <w:rPr>
                 <w:rFonts w:ascii="Times New Roman" w:eastAsiaTheme="minorEastAsia" w:hAnsi="Times New Roman" w:cs="Times New Roman"/>
                 <w:sz w:val="15"/>
                 <w:szCs w:val="15"/>
               </w:rPr>
-              <w:t>王莉</w:t>
+              <w:t xml:space="preserve">, </w:t>
             </w:r>
             <w:r>
               <w:rPr>
@@ -18571,7 +19622,7 @@
                 <w:sz w:val="15"/>
                 <w:szCs w:val="15"/>
               </w:rPr>
-              <w:t xml:space="preserve">, </w:t>
+              <w:t>王剑青</w:t>
             </w:r>
             <w:r>
               <w:rPr>
@@ -18579,7 +19630,7 @@
                 <w:sz w:val="15"/>
                 <w:szCs w:val="15"/>
               </w:rPr>
-              <w:t>赵婷</w:t>
+              <w:t xml:space="preserve">, </w:t>
             </w:r>
             <w:r>
               <w:rPr>
@@ -18587,7 +19638,7 @@
                 <w:sz w:val="15"/>
                 <w:szCs w:val="15"/>
               </w:rPr>
-              <w:t xml:space="preserve">, </w:t>
+              <w:t>王莉</w:t>
             </w:r>
             <w:r>
               <w:rPr>
@@ -18595,7 +19646,49 @@
                 <w:sz w:val="15"/>
                 <w:szCs w:val="15"/>
               </w:rPr>
-              <w:t>秦一丁</w:t>
+              <w:t xml:space="preserve">, </w:t>
+            </w:r>
+            <w:r>
+              <w:rPr>
+                <w:rFonts w:ascii="Times New Roman" w:eastAsiaTheme="minorEastAsia" w:hAnsi="Times New Roman" w:cs="Times New Roman"/>
+                <w:sz w:val="15"/>
+                <w:szCs w:val="15"/>
+              </w:rPr>
+              <w:t>赵婷</w:t>
+            </w:r>
+            <w:r>
+              <w:rPr>
+                <w:rFonts w:ascii="Times New Roman" w:eastAsiaTheme="minorEastAsia" w:hAnsi="Times New Roman" w:cs="Times New Roman"/>
+                <w:sz w:val="15"/>
+                <w:szCs w:val="15"/>
+              </w:rPr>
+              <w:t xml:space="preserve">, </w:t>
+            </w:r>
+            <w:r>
+              <w:rPr>
+                <w:rFonts w:ascii="Times New Roman" w:eastAsiaTheme="minorEastAsia" w:hAnsi="Times New Roman" w:cs="Times New Roman"/>
+                <w:sz w:val="15"/>
+                <w:szCs w:val="15"/>
+              </w:rPr>
+              <w:t>秦</w:t>
+            </w:r>
+            <w:proofErr w:type="gramStart"/>
+            <w:r>
+              <w:rPr>
+                <w:rFonts w:ascii="Times New Roman" w:eastAsiaTheme="minorEastAsia" w:hAnsi="Times New Roman" w:cs="Times New Roman"/>
+                <w:sz w:val="15"/>
+                <w:szCs w:val="15"/>
+              </w:rPr>
+              <w:t>一</w:t>
+            </w:r>
+            <w:proofErr w:type="gramEnd"/>
+            <w:r>
+              <w:rPr>
+                <w:rFonts w:ascii="Times New Roman" w:eastAsiaTheme="minorEastAsia" w:hAnsi="Times New Roman" w:cs="Times New Roman"/>
+                <w:sz w:val="15"/>
+                <w:szCs w:val="15"/>
+              </w:rPr>
+              <w:t>丁</w:t>
             </w:r>
             <w:r>
               <w:rPr>
@@ -19107,12 +20200,21 @@
                 <w:szCs w:val="21"/>
               </w:rPr>
             </w:pPr>
+            <w:proofErr w:type="gramStart"/>
             <w:r>
               <w:rPr>
                 <w:rFonts w:ascii="Times New Roman" w:eastAsia="宋体" w:hAnsi="Times New Roman" w:cs="Times New Roman" w:hint="eastAsia"/>
                 <w:szCs w:val="21"/>
               </w:rPr>
-              <w:t>生信审核者：</w:t>
+              <w:t>生信审核</w:t>
+            </w:r>
+            <w:proofErr w:type="gramEnd"/>
+            <w:r>
+              <w:rPr>
+                <w:rFonts w:ascii="Times New Roman" w:eastAsia="宋体" w:hAnsi="Times New Roman" w:cs="Times New Roman" w:hint="eastAsia"/>
+                <w:szCs w:val="21"/>
+              </w:rPr>
+              <w:t>者：</w:t>
             </w:r>
           </w:p>
         </w:tc>
@@ -19162,12 +20264,21 @@
               <w:t>{{</w:t>
             </w:r>
             <w:proofErr w:type="spellStart"/>
+            <w:proofErr w:type="gramStart"/>
             <w:r>
               <w:rPr>
                 <w:rFonts w:ascii="Times New Roman" w:eastAsia="宋体" w:hAnsi="Times New Roman" w:cs="Times New Roman"/>
                 <w:szCs w:val="21"/>
               </w:rPr>
-              <w:t>sample.report_date</w:t>
+              <w:t>sample.report</w:t>
+            </w:r>
+            <w:proofErr w:type="gramEnd"/>
+            <w:r>
+              <w:rPr>
+                <w:rFonts w:ascii="Times New Roman" w:eastAsia="宋体" w:hAnsi="Times New Roman" w:cs="Times New Roman"/>
+                <w:szCs w:val="21"/>
+              </w:rPr>
+              <w:t>_date</w:t>
             </w:r>
             <w:proofErr w:type="spellEnd"/>
             <w:r>
